--- a/docs/系统测试方案与测试报告.docx
+++ b/docs/系统测试方案与测试报告.docx
@@ -1069,7 +1069,7 @@
           <w:noProof/>
         </w:rPr>
         <w:drawing>
-          <wp:inline distT="0" distB="0" distL="0" distR="0" wp14:anchorId="12BDF440" wp14:editId="57403A82">
+          <wp:inline distT="0" distB="0" distL="0" distR="0" wp14:anchorId="12BDF440" wp14:editId="1B1409D7">
             <wp:extent cx="2013537" cy="3018155"/>
             <wp:effectExtent l="0" t="0" r="6350" b="0"/>
             <wp:docPr id="725210954" name="图片 2"/>
@@ -5345,11 +5345,6 @@
       </w:r>
     </w:p>
     <w:p>
-      <w:pPr>
-        <w:rPr>
-          <w:rFonts w:hint="eastAsia"/>
-        </w:rPr>
-      </w:pPr>
       <w:r>
         <w:rPr>
           <w:rFonts w:hint="eastAsia"/>
@@ -5404,103 +5399,17 @@
     <w:p>
       <w:pPr>
         <w:rPr>
-          <w:rFonts w:hint="eastAsia"/>
-        </w:rPr>
-      </w:pPr>
-    </w:p>
-    <w:p>
-      <w:pPr>
-        <w:outlineLvl w:val="1"/>
-        <w:rPr>
-          <w:rFonts w:hint="eastAsia"/>
-          <w:b/>
-          <w:bCs/>
-        </w:rPr>
-      </w:pPr>
-      <w:r>
-        <w:rPr>
-          <w:rFonts w:hint="eastAsia"/>
-          <w:b/>
-          <w:bCs/>
-        </w:rPr>
-        <w:t>3.8 测试插件</w:t>
-      </w:r>
-    </w:p>
-    <w:p>
-      <w:pPr>
-        <w:rPr>
-          <w:rFonts w:hint="eastAsia"/>
-        </w:rPr>
-      </w:pPr>
-      <w:r>
-        <w:rPr>
-          <w:rFonts w:hint="eastAsia"/>
-        </w:rPr>
-        <w:t>在根目录运行</w:t>
-      </w:r>
-      <w:r>
-        <w:t>python server.py</w:t>
-      </w:r>
-    </w:p>
-    <w:p>
-      <w:pPr>
-        <w:rPr>
-          <w:rFonts w:hint="eastAsia"/>
-        </w:rPr>
-      </w:pPr>
-      <w:r>
-        <w:rPr>
-          <w:rFonts w:hint="eastAsia"/>
-        </w:rPr>
-        <w:t>在extension目录下运行</w:t>
-      </w:r>
-      <w:proofErr w:type="spellStart"/>
-      <w:r>
-        <w:t>npm</w:t>
-      </w:r>
-      <w:proofErr w:type="spellEnd"/>
-      <w:r>
-        <w:t xml:space="preserve"> run compile</w:t>
-      </w:r>
-    </w:p>
-    <w:p>
-      <w:pPr>
-        <w:rPr>
-          <w:rFonts w:hint="eastAsia"/>
-        </w:rPr>
-      </w:pPr>
-      <w:r>
-        <w:rPr>
-          <w:rFonts w:hint="eastAsia"/>
-        </w:rPr>
-        <w:t>快捷键</w:t>
-      </w:r>
-      <w:proofErr w:type="spellStart"/>
-      <w:r>
-        <w:rPr>
-          <w:rFonts w:hint="eastAsia"/>
-        </w:rPr>
-        <w:t>ctrl+shift+D</w:t>
-      </w:r>
-      <w:proofErr w:type="spellEnd"/>
-      <w:r>
-        <w:rPr>
-          <w:rFonts w:hint="eastAsia"/>
-        </w:rPr>
-        <w:t>或者点击run extension</w:t>
-      </w:r>
-    </w:p>
-    <w:p>
-      <w:pPr>
-        <w:rPr>
-          <w:rFonts w:hint="eastAsia"/>
-        </w:rPr>
-      </w:pPr>
-      <w:r>
-        <w:rPr>
-          <w:rFonts w:hint="eastAsia"/>
-        </w:rPr>
-        <w:t>可以看到如下界面</w:t>
+          <w:b/>
+          <w:bCs/>
+        </w:rPr>
+      </w:pPr>
+      <w:r>
+        <w:rPr>
+          <w:rFonts w:hint="eastAsia"/>
+          <w:b/>
+          <w:bCs/>
+        </w:rPr>
+        <w:t>测试抽取100道JAVA题目：</w:t>
       </w:r>
     </w:p>
     <w:p>
@@ -5514,10 +5423,10 @@
           <w:noProof/>
         </w:rPr>
         <w:drawing>
-          <wp:inline distT="0" distB="0" distL="0" distR="0" wp14:anchorId="7814074B" wp14:editId="4A68BB0B">
-            <wp:extent cx="3359466" cy="2682240"/>
-            <wp:effectExtent l="0" t="0" r="0" b="3810"/>
-            <wp:docPr id="1511429978" name="图片 3"/>
+          <wp:inline distT="0" distB="0" distL="0" distR="0" wp14:anchorId="19481C43" wp14:editId="2EB2789B">
+            <wp:extent cx="3777449" cy="2255520"/>
+            <wp:effectExtent l="0" t="0" r="0" b="0"/>
+            <wp:docPr id="1050328483" name="图片 4"/>
             <wp:cNvGraphicFramePr>
               <a:graphicFrameLocks xmlns:a="http://schemas.openxmlformats.org/drawingml/2006/main" noChangeAspect="1"/>
             </wp:cNvGraphicFramePr>
@@ -5525,7 +5434,7 @@
               <a:graphicData uri="http://schemas.openxmlformats.org/drawingml/2006/picture">
                 <pic:pic xmlns:pic="http://schemas.openxmlformats.org/drawingml/2006/picture">
                   <pic:nvPicPr>
-                    <pic:cNvPr id="0" name="Picture 3"/>
+                    <pic:cNvPr id="0" name="Picture 4"/>
                     <pic:cNvPicPr>
                       <a:picLocks noChangeAspect="1" noChangeArrowheads="1"/>
                     </pic:cNvPicPr>
@@ -5546,7 +5455,7 @@
                   <pic:spPr bwMode="auto">
                     <a:xfrm>
                       <a:off x="0" y="0"/>
-                      <a:ext cx="3359933" cy="2682613"/>
+                      <a:ext cx="3779880" cy="2256972"/>
                     </a:xfrm>
                     <a:prstGeom prst="rect">
                       <a:avLst/>
@@ -5569,11 +5478,2338 @@
           <w:rFonts w:hint="eastAsia"/>
         </w:rPr>
       </w:pPr>
-      <w:r>
-        <w:rPr>
-          <w:rFonts w:hint="eastAsia"/>
-        </w:rPr>
-        <w:t>在对话框里输入需求，支持加入附件，编辑对话，复制，查看历史对话等。</w:t>
+    </w:p>
+    <w:p>
+      <w:pPr>
+        <w:outlineLvl w:val="1"/>
+        <w:rPr>
+          <w:rFonts w:hint="eastAsia"/>
+          <w:b/>
+          <w:bCs/>
+        </w:rPr>
+      </w:pPr>
+      <w:r>
+        <w:rPr>
+          <w:rFonts w:hint="eastAsia"/>
+          <w:b/>
+          <w:bCs/>
+        </w:rPr>
+        <w:t>3.8 测试插件</w:t>
+      </w:r>
+    </w:p>
+    <w:p>
+      <w:pPr>
+        <w:outlineLvl w:val="2"/>
+        <w:rPr>
+          <w:b/>
+          <w:bCs/>
+        </w:rPr>
+      </w:pPr>
+      <w:r>
+        <w:rPr>
+          <w:rFonts w:hint="eastAsia"/>
+          <w:b/>
+          <w:bCs/>
+        </w:rPr>
+        <w:t>3.8.1配置步骤：</w:t>
+      </w:r>
+    </w:p>
+    <w:p>
+      <w:pPr>
+        <w:rPr>
+          <w:rFonts w:hint="eastAsia"/>
+          <w:bdr w:val="single" w:sz="4" w:space="0" w:color="auto"/>
+        </w:rPr>
+      </w:pPr>
+      <w:r>
+        <w:rPr>
+          <w:rFonts w:hint="eastAsia"/>
+          <w:bdr w:val="single" w:sz="4" w:space="0" w:color="auto"/>
+        </w:rPr>
+        <w:t>在根目录运行</w:t>
+      </w:r>
+      <w:r>
+        <w:rPr>
+          <w:bdr w:val="single" w:sz="4" w:space="0" w:color="auto"/>
+        </w:rPr>
+        <w:t>python server.py</w:t>
+      </w:r>
+    </w:p>
+    <w:p>
+      <w:pPr>
+        <w:rPr>
+          <w:rFonts w:hint="eastAsia"/>
+          <w:bdr w:val="single" w:sz="4" w:space="0" w:color="auto"/>
+        </w:rPr>
+      </w:pPr>
+      <w:r>
+        <w:rPr>
+          <w:rFonts w:hint="eastAsia"/>
+          <w:bdr w:val="single" w:sz="4" w:space="0" w:color="auto"/>
+        </w:rPr>
+        <w:t>在extension目录下运行</w:t>
+      </w:r>
+      <w:proofErr w:type="spellStart"/>
+      <w:r>
+        <w:rPr>
+          <w:bdr w:val="single" w:sz="4" w:space="0" w:color="auto"/>
+        </w:rPr>
+        <w:t>npm</w:t>
+      </w:r>
+      <w:proofErr w:type="spellEnd"/>
+      <w:r>
+        <w:rPr>
+          <w:bdr w:val="single" w:sz="4" w:space="0" w:color="auto"/>
+        </w:rPr>
+        <w:t xml:space="preserve"> run compile</w:t>
+      </w:r>
+    </w:p>
+    <w:p>
+      <w:pPr>
+        <w:rPr>
+          <w:bdr w:val="single" w:sz="4" w:space="0" w:color="auto"/>
+        </w:rPr>
+      </w:pPr>
+      <w:r>
+        <w:rPr>
+          <w:rFonts w:hint="eastAsia"/>
+          <w:bdr w:val="single" w:sz="4" w:space="0" w:color="auto"/>
+        </w:rPr>
+        <w:t>快捷键</w:t>
+      </w:r>
+      <w:proofErr w:type="spellStart"/>
+      <w:r>
+        <w:rPr>
+          <w:rFonts w:hint="eastAsia"/>
+          <w:bdr w:val="single" w:sz="4" w:space="0" w:color="auto"/>
+        </w:rPr>
+        <w:t>ctrl+shift+D</w:t>
+      </w:r>
+      <w:proofErr w:type="spellEnd"/>
+      <w:r>
+        <w:rPr>
+          <w:rFonts w:hint="eastAsia"/>
+          <w:bdr w:val="single" w:sz="4" w:space="0" w:color="auto"/>
+        </w:rPr>
+        <w:t>或者点击run extension</w:t>
+      </w:r>
+    </w:p>
+    <w:p>
+      <w:pPr>
+        <w:rPr>
+          <w:rFonts w:hint="eastAsia"/>
+          <w:bdr w:val="single" w:sz="4" w:space="0" w:color="auto"/>
+        </w:rPr>
+      </w:pPr>
+      <w:r>
+        <w:rPr>
+          <w:rFonts w:hint="eastAsia"/>
+          <w:bdr w:val="single" w:sz="4" w:space="0" w:color="auto"/>
+        </w:rPr>
+        <w:t>在对话框里输入需求，支持加入附件，编辑对话，复制，查看历史对话等</w:t>
+      </w:r>
+    </w:p>
+    <w:p>
+      <w:pPr>
+        <w:jc w:val="left"/>
+      </w:pPr>
+      <w:r>
+        <w:rPr>
+          <w:rFonts w:hint="eastAsia"/>
+          <w:b/>
+          <w:bCs/>
+        </w:rPr>
+        <w:t>步骤</w:t>
+      </w:r>
+      <w:r>
+        <w:rPr>
+          <w:rFonts w:hint="eastAsia"/>
+          <w:b/>
+          <w:bCs/>
+        </w:rPr>
+        <w:t>示意图</w:t>
+      </w:r>
+      <w:r>
+        <w:rPr>
+          <w:rFonts w:hint="eastAsia"/>
+          <w:b/>
+          <w:bCs/>
+        </w:rPr>
+        <w:t>：</w:t>
+      </w:r>
+      <w:r>
+        <w:lastRenderedPageBreak/>
+        <w:drawing>
+          <wp:inline distT="0" distB="0" distL="0" distR="0" wp14:anchorId="20795D97" wp14:editId="2F507EA3">
+            <wp:extent cx="5013427" cy="1051560"/>
+            <wp:effectExtent l="0" t="0" r="0" b="0"/>
+            <wp:docPr id="111303073" name="图片 1"/>
+            <wp:cNvGraphicFramePr>
+              <a:graphicFrameLocks xmlns:a="http://schemas.openxmlformats.org/drawingml/2006/main" noChangeAspect="1"/>
+            </wp:cNvGraphicFramePr>
+            <a:graphic xmlns:a="http://schemas.openxmlformats.org/drawingml/2006/main">
+              <a:graphicData uri="http://schemas.openxmlformats.org/drawingml/2006/picture">
+                <pic:pic xmlns:pic="http://schemas.openxmlformats.org/drawingml/2006/picture">
+                  <pic:nvPicPr>
+                    <pic:cNvPr id="111303073" name=""/>
+                    <pic:cNvPicPr/>
+                  </pic:nvPicPr>
+                  <pic:blipFill>
+                    <a:blip r:embed="rId21"/>
+                    <a:stretch>
+                      <a:fillRect/>
+                    </a:stretch>
+                  </pic:blipFill>
+                  <pic:spPr>
+                    <a:xfrm>
+                      <a:off x="0" y="0"/>
+                      <a:ext cx="5030371" cy="1055114"/>
+                    </a:xfrm>
+                    <a:prstGeom prst="rect">
+                      <a:avLst/>
+                    </a:prstGeom>
+                  </pic:spPr>
+                </pic:pic>
+              </a:graphicData>
+            </a:graphic>
+          </wp:inline>
+        </w:drawing>
+      </w:r>
+    </w:p>
+    <w:p>
+      <w:r>
+        <w:drawing>
+          <wp:inline distT="0" distB="0" distL="0" distR="0" wp14:anchorId="1293AF13" wp14:editId="46B01723">
+            <wp:extent cx="4519052" cy="1257409"/>
+            <wp:effectExtent l="0" t="0" r="0" b="0"/>
+            <wp:docPr id="1909755302" name="图片 1"/>
+            <wp:cNvGraphicFramePr>
+              <a:graphicFrameLocks xmlns:a="http://schemas.openxmlformats.org/drawingml/2006/main" noChangeAspect="1"/>
+            </wp:cNvGraphicFramePr>
+            <a:graphic xmlns:a="http://schemas.openxmlformats.org/drawingml/2006/main">
+              <a:graphicData uri="http://schemas.openxmlformats.org/drawingml/2006/picture">
+                <pic:pic xmlns:pic="http://schemas.openxmlformats.org/drawingml/2006/picture">
+                  <pic:nvPicPr>
+                    <pic:cNvPr id="1909755302" name=""/>
+                    <pic:cNvPicPr/>
+                  </pic:nvPicPr>
+                  <pic:blipFill>
+                    <a:blip r:embed="rId22"/>
+                    <a:stretch>
+                      <a:fillRect/>
+                    </a:stretch>
+                  </pic:blipFill>
+                  <pic:spPr>
+                    <a:xfrm>
+                      <a:off x="0" y="0"/>
+                      <a:ext cx="4519052" cy="1257409"/>
+                    </a:xfrm>
+                    <a:prstGeom prst="rect">
+                      <a:avLst/>
+                    </a:prstGeom>
+                  </pic:spPr>
+                </pic:pic>
+              </a:graphicData>
+            </a:graphic>
+          </wp:inline>
+        </w:drawing>
+      </w:r>
+    </w:p>
+    <w:p>
+      <w:pPr>
+        <w:rPr>
+          <w:rFonts w:hint="eastAsia"/>
+        </w:rPr>
+      </w:pPr>
+      <w:r>
+        <w:drawing>
+          <wp:inline distT="0" distB="0" distL="0" distR="0" wp14:anchorId="5771B5FC" wp14:editId="19AFD261">
+            <wp:extent cx="4907280" cy="1973500"/>
+            <wp:effectExtent l="0" t="0" r="7620" b="8255"/>
+            <wp:docPr id="1918550795" name="图片 1"/>
+            <wp:cNvGraphicFramePr>
+              <a:graphicFrameLocks xmlns:a="http://schemas.openxmlformats.org/drawingml/2006/main" noChangeAspect="1"/>
+            </wp:cNvGraphicFramePr>
+            <a:graphic xmlns:a="http://schemas.openxmlformats.org/drawingml/2006/main">
+              <a:graphicData uri="http://schemas.openxmlformats.org/drawingml/2006/picture">
+                <pic:pic xmlns:pic="http://schemas.openxmlformats.org/drawingml/2006/picture">
+                  <pic:nvPicPr>
+                    <pic:cNvPr id="1918550795" name="图片 1"/>
+                    <pic:cNvPicPr/>
+                  </pic:nvPicPr>
+                  <pic:blipFill>
+                    <a:blip r:embed="rId23">
+                      <a:extLst>
+                        <a:ext uri="{28A0092B-C50C-407E-A947-70E740481C1C}">
+                          <a14:useLocalDpi xmlns:a14="http://schemas.microsoft.com/office/drawing/2010/main" val="0"/>
+                        </a:ext>
+                      </a:extLst>
+                    </a:blip>
+                    <a:stretch>
+                      <a:fillRect/>
+                    </a:stretch>
+                  </pic:blipFill>
+                  <pic:spPr>
+                    <a:xfrm>
+                      <a:off x="0" y="0"/>
+                      <a:ext cx="4942729" cy="1987756"/>
+                    </a:xfrm>
+                    <a:prstGeom prst="rect">
+                      <a:avLst/>
+                    </a:prstGeom>
+                  </pic:spPr>
+                </pic:pic>
+              </a:graphicData>
+            </a:graphic>
+          </wp:inline>
+        </w:drawing>
+      </w:r>
+      <w:r>
+        <w:rPr>
+          <w:noProof/>
+        </w:rPr>
+        <w:drawing>
+          <wp:inline distT="0" distB="0" distL="0" distR="0" wp14:anchorId="7FD3E76D" wp14:editId="03845190">
+            <wp:extent cx="3710940" cy="2963365"/>
+            <wp:effectExtent l="0" t="0" r="3810" b="8890"/>
+            <wp:docPr id="1511429978" name="图片 3"/>
+            <wp:cNvGraphicFramePr>
+              <a:graphicFrameLocks xmlns:a="http://schemas.openxmlformats.org/drawingml/2006/main" noChangeAspect="1"/>
+            </wp:cNvGraphicFramePr>
+            <a:graphic xmlns:a="http://schemas.openxmlformats.org/drawingml/2006/main">
+              <a:graphicData uri="http://schemas.openxmlformats.org/drawingml/2006/picture">
+                <pic:pic xmlns:pic="http://schemas.openxmlformats.org/drawingml/2006/picture">
+                  <pic:nvPicPr>
+                    <pic:cNvPr id="1511429978" name="图片 3"/>
+                    <pic:cNvPicPr>
+                      <a:picLocks noChangeAspect="1" noChangeArrowheads="1"/>
+                    </pic:cNvPicPr>
+                  </pic:nvPicPr>
+                  <pic:blipFill>
+                    <a:blip r:embed="rId24">
+                      <a:extLst>
+                        <a:ext uri="{28A0092B-C50C-407E-A947-70E740481C1C}">
+                          <a14:useLocalDpi xmlns:a14="http://schemas.microsoft.com/office/drawing/2010/main" val="0"/>
+                        </a:ext>
+                      </a:extLst>
+                    </a:blip>
+                    <a:stretch>
+                      <a:fillRect/>
+                    </a:stretch>
+                  </pic:blipFill>
+                  <pic:spPr bwMode="auto">
+                    <a:xfrm>
+                      <a:off x="0" y="0"/>
+                      <a:ext cx="3751391" cy="2995667"/>
+                    </a:xfrm>
+                    <a:prstGeom prst="rect">
+                      <a:avLst/>
+                    </a:prstGeom>
+                    <a:noFill/>
+                    <a:ln>
+                      <a:noFill/>
+                    </a:ln>
+                  </pic:spPr>
+                </pic:pic>
+              </a:graphicData>
+            </a:graphic>
+          </wp:inline>
+        </w:drawing>
+      </w:r>
+    </w:p>
+    <w:p/>
+    <w:p/>
+    <w:p/>
+    <w:p>
+      <w:pPr>
+        <w:rPr>
+          <w:rFonts w:hint="eastAsia"/>
+        </w:rPr>
+      </w:pPr>
+    </w:p>
+    <w:p>
+      <w:pPr>
+        <w:outlineLvl w:val="2"/>
+        <w:rPr>
+          <w:rFonts w:hint="eastAsia"/>
+          <w:b/>
+          <w:bCs/>
+        </w:rPr>
+      </w:pPr>
+      <w:r>
+        <w:rPr>
+          <w:rFonts w:hint="eastAsia"/>
+          <w:b/>
+          <w:bCs/>
+        </w:rPr>
+        <w:lastRenderedPageBreak/>
+        <w:t>3.8.2</w:t>
+      </w:r>
+      <w:r>
+        <w:rPr>
+          <w:rFonts w:hint="eastAsia"/>
+          <w:b/>
+          <w:bCs/>
+        </w:rPr>
+        <w:t>测试仅代码模式</w:t>
+      </w:r>
+    </w:p>
+    <w:p>
+      <w:pPr>
+        <w:rPr>
+          <w:b/>
+          <w:bCs/>
+        </w:rPr>
+      </w:pPr>
+      <w:r>
+        <w:rPr>
+          <w:rFonts w:hint="eastAsia"/>
+          <w:b/>
+          <w:bCs/>
+        </w:rPr>
+        <w:t>测试目的：主要测试插件的</w:t>
+      </w:r>
+      <w:proofErr w:type="gramStart"/>
+      <w:r>
+        <w:rPr>
+          <w:rFonts w:hint="eastAsia"/>
+          <w:b/>
+          <w:bCs/>
+        </w:rPr>
+        <w:t>交互与</w:t>
+      </w:r>
+      <w:proofErr w:type="gramEnd"/>
+      <w:r>
+        <w:rPr>
+          <w:rFonts w:hint="eastAsia"/>
+          <w:b/>
+          <w:bCs/>
+        </w:rPr>
+        <w:t>智能体对上下文的记忆</w:t>
+      </w:r>
+      <w:r>
+        <w:rPr>
+          <w:rFonts w:hint="eastAsia"/>
+          <w:b/>
+          <w:bCs/>
+        </w:rPr>
+        <w:t>，单独测试组合B的功能</w:t>
+      </w:r>
+    </w:p>
+    <w:p>
+      <w:pPr>
+        <w:rPr>
+          <w:b/>
+          <w:bCs/>
+        </w:rPr>
+      </w:pPr>
+      <w:r>
+        <w:rPr>
+          <w:rFonts w:hint="eastAsia"/>
+          <w:b/>
+          <w:bCs/>
+        </w:rPr>
+        <w:t>测试场景：用户登录系统迭代开发</w:t>
+      </w:r>
+    </w:p>
+    <w:p>
+      <w:r>
+        <w:rPr>
+          <w:rFonts w:hint="eastAsia"/>
+        </w:rPr>
+        <w:t>（1）第一轮输入</w:t>
+      </w:r>
+    </w:p>
+    <w:p>
+      <w:pPr>
+        <w:rPr>
+          <w:rFonts w:hint="eastAsia"/>
+        </w:rPr>
+      </w:pPr>
+      <w:proofErr w:type="gramStart"/>
+      <w:r>
+        <w:rPr>
+          <w:rFonts w:hint="eastAsia"/>
+        </w:rPr>
+        <w:t>请实现</w:t>
+      </w:r>
+      <w:proofErr w:type="gramEnd"/>
+      <w:r>
+        <w:rPr>
+          <w:rFonts w:hint="eastAsia"/>
+        </w:rPr>
+        <w:t>一个学生成绩管理系统，包含以下功能：</w:t>
+      </w:r>
+    </w:p>
+    <w:p>
+      <w:pPr>
+        <w:rPr>
+          <w:rFonts w:hint="eastAsia"/>
+        </w:rPr>
+      </w:pPr>
+      <w:r>
+        <w:rPr>
+          <w:rFonts w:hint="eastAsia"/>
+        </w:rPr>
+        <w:t>1. 添加学生（姓名、学号、成绩）</w:t>
+      </w:r>
+    </w:p>
+    <w:p>
+      <w:pPr>
+        <w:rPr>
+          <w:rFonts w:hint="eastAsia"/>
+        </w:rPr>
+      </w:pPr>
+      <w:r>
+        <w:rPr>
+          <w:rFonts w:hint="eastAsia"/>
+        </w:rPr>
+        <w:t>2. 计算平均成绩</w:t>
+      </w:r>
+    </w:p>
+    <w:p>
+      <w:pPr>
+        <w:rPr>
+          <w:rFonts w:hint="eastAsia"/>
+        </w:rPr>
+      </w:pPr>
+      <w:r>
+        <w:rPr>
+          <w:rFonts w:hint="eastAsia"/>
+        </w:rPr>
+        <w:t>3. 查找最高分学生</w:t>
+      </w:r>
+    </w:p>
+    <w:p>
+      <w:r>
+        <w:rPr>
+          <w:rFonts w:hint="eastAsia"/>
+        </w:rPr>
+        <w:t>请用 Python 实现，包含完整的类定义和测试用例。</w:t>
+      </w:r>
+    </w:p>
+    <w:p>
+      <w:pPr>
+        <w:rPr>
+          <w:rFonts w:hint="eastAsia"/>
+        </w:rPr>
+      </w:pPr>
+      <w:r>
+        <w:rPr>
+          <w:noProof/>
+        </w:rPr>
+        <w:drawing>
+          <wp:inline distT="0" distB="0" distL="0" distR="0" wp14:anchorId="7BE6575D" wp14:editId="3E899871">
+            <wp:extent cx="5063410" cy="4697380"/>
+            <wp:effectExtent l="0" t="0" r="4445" b="8255"/>
+            <wp:docPr id="1593527714" name="图片 1"/>
+            <wp:cNvGraphicFramePr>
+              <a:graphicFrameLocks xmlns:a="http://schemas.openxmlformats.org/drawingml/2006/main" noChangeAspect="1"/>
+            </wp:cNvGraphicFramePr>
+            <a:graphic xmlns:a="http://schemas.openxmlformats.org/drawingml/2006/main">
+              <a:graphicData uri="http://schemas.openxmlformats.org/drawingml/2006/picture">
+                <pic:pic xmlns:pic="http://schemas.openxmlformats.org/drawingml/2006/picture">
+                  <pic:nvPicPr>
+                    <pic:cNvPr id="1593527714" name="图片 1"/>
+                    <pic:cNvPicPr>
+                      <a:picLocks noChangeAspect="1" noChangeArrowheads="1"/>
+                    </pic:cNvPicPr>
+                  </pic:nvPicPr>
+                  <pic:blipFill>
+                    <a:blip r:embed="rId25">
+                      <a:extLst>
+                        <a:ext uri="{28A0092B-C50C-407E-A947-70E740481C1C}">
+                          <a14:useLocalDpi xmlns:a14="http://schemas.microsoft.com/office/drawing/2010/main" val="0"/>
+                        </a:ext>
+                      </a:extLst>
+                    </a:blip>
+                    <a:stretch>
+                      <a:fillRect/>
+                    </a:stretch>
+                  </pic:blipFill>
+                  <pic:spPr bwMode="auto">
+                    <a:xfrm>
+                      <a:off x="0" y="0"/>
+                      <a:ext cx="5063410" cy="4697380"/>
+                    </a:xfrm>
+                    <a:prstGeom prst="rect">
+                      <a:avLst/>
+                    </a:prstGeom>
+                    <a:noFill/>
+                    <a:ln>
+                      <a:noFill/>
+                    </a:ln>
+                  </pic:spPr>
+                </pic:pic>
+              </a:graphicData>
+            </a:graphic>
+          </wp:inline>
+        </w:drawing>
+      </w:r>
+    </w:p>
+    <w:p>
+      <w:r>
+        <w:rPr>
+          <w:rFonts w:hint="eastAsia"/>
+        </w:rPr>
+        <w:t>（2）第二轮输入：</w:t>
+      </w:r>
+    </w:p>
+    <w:p>
+      <w:r>
+        <w:t>在此基础上</w:t>
+      </w:r>
+      <w:proofErr w:type="gramStart"/>
+      <w:r>
+        <w:t>请增加</w:t>
+      </w:r>
+      <w:proofErr w:type="gramEnd"/>
+      <w:r>
+        <w:t>一个功能：查找最低分学生，并返回其姓名和学号。</w:t>
+      </w:r>
+    </w:p>
+    <w:p>
+      <w:r>
+        <w:rPr>
+          <w:noProof/>
+        </w:rPr>
+        <w:lastRenderedPageBreak/>
+        <w:drawing>
+          <wp:inline distT="0" distB="0" distL="0" distR="0" wp14:anchorId="3D55FB73" wp14:editId="0189E746">
+            <wp:extent cx="3893820" cy="4463149"/>
+            <wp:effectExtent l="0" t="0" r="0" b="0"/>
+            <wp:docPr id="1587995587" name="图片 2"/>
+            <wp:cNvGraphicFramePr>
+              <a:graphicFrameLocks xmlns:a="http://schemas.openxmlformats.org/drawingml/2006/main" noChangeAspect="1"/>
+            </wp:cNvGraphicFramePr>
+            <a:graphic xmlns:a="http://schemas.openxmlformats.org/drawingml/2006/main">
+              <a:graphicData uri="http://schemas.openxmlformats.org/drawingml/2006/picture">
+                <pic:pic xmlns:pic="http://schemas.openxmlformats.org/drawingml/2006/picture">
+                  <pic:nvPicPr>
+                    <pic:cNvPr id="1587995587" name="图片 2"/>
+                    <pic:cNvPicPr>
+                      <a:picLocks noChangeAspect="1" noChangeArrowheads="1"/>
+                    </pic:cNvPicPr>
+                  </pic:nvPicPr>
+                  <pic:blipFill>
+                    <a:blip r:embed="rId26">
+                      <a:extLst>
+                        <a:ext uri="{28A0092B-C50C-407E-A947-70E740481C1C}">
+                          <a14:useLocalDpi xmlns:a14="http://schemas.microsoft.com/office/drawing/2010/main" val="0"/>
+                        </a:ext>
+                      </a:extLst>
+                    </a:blip>
+                    <a:stretch>
+                      <a:fillRect/>
+                    </a:stretch>
+                  </pic:blipFill>
+                  <pic:spPr bwMode="auto">
+                    <a:xfrm>
+                      <a:off x="0" y="0"/>
+                      <a:ext cx="3904992" cy="4475955"/>
+                    </a:xfrm>
+                    <a:prstGeom prst="rect">
+                      <a:avLst/>
+                    </a:prstGeom>
+                    <a:noFill/>
+                    <a:ln>
+                      <a:noFill/>
+                    </a:ln>
+                  </pic:spPr>
+                </pic:pic>
+              </a:graphicData>
+            </a:graphic>
+          </wp:inline>
+        </w:drawing>
+      </w:r>
+    </w:p>
+    <w:p>
+      <w:r>
+        <w:rPr>
+          <w:rFonts w:hint="eastAsia"/>
+        </w:rPr>
+        <w:t>（3）第三轮输入：</w:t>
+      </w:r>
+    </w:p>
+    <w:p>
+      <w:r>
+        <w:t>在此基础上把添加学生的功能改成支持批量添加，一次可以添加多个学生。</w:t>
+      </w:r>
+    </w:p>
+    <w:p>
+      <w:pPr>
+        <w:rPr>
+          <w:rFonts w:hint="eastAsia"/>
+        </w:rPr>
+      </w:pPr>
+      <w:r>
+        <w:rPr>
+          <w:noProof/>
+        </w:rPr>
+        <w:drawing>
+          <wp:inline distT="0" distB="0" distL="0" distR="0" wp14:anchorId="07E75AEB" wp14:editId="341D1E13">
+            <wp:extent cx="4107180" cy="3812755"/>
+            <wp:effectExtent l="0" t="0" r="7620" b="0"/>
+            <wp:docPr id="481331765" name="图片 3"/>
+            <wp:cNvGraphicFramePr>
+              <a:graphicFrameLocks xmlns:a="http://schemas.openxmlformats.org/drawingml/2006/main" noChangeAspect="1"/>
+            </wp:cNvGraphicFramePr>
+            <a:graphic xmlns:a="http://schemas.openxmlformats.org/drawingml/2006/main">
+              <a:graphicData uri="http://schemas.openxmlformats.org/drawingml/2006/picture">
+                <pic:pic xmlns:pic="http://schemas.openxmlformats.org/drawingml/2006/picture">
+                  <pic:nvPicPr>
+                    <pic:cNvPr id="481331765" name="图片 3"/>
+                    <pic:cNvPicPr>
+                      <a:picLocks noChangeAspect="1" noChangeArrowheads="1"/>
+                    </pic:cNvPicPr>
+                  </pic:nvPicPr>
+                  <pic:blipFill>
+                    <a:blip r:embed="rId27">
+                      <a:extLst>
+                        <a:ext uri="{28A0092B-C50C-407E-A947-70E740481C1C}">
+                          <a14:useLocalDpi xmlns:a14="http://schemas.microsoft.com/office/drawing/2010/main" val="0"/>
+                        </a:ext>
+                      </a:extLst>
+                    </a:blip>
+                    <a:stretch>
+                      <a:fillRect/>
+                    </a:stretch>
+                  </pic:blipFill>
+                  <pic:spPr bwMode="auto">
+                    <a:xfrm>
+                      <a:off x="0" y="0"/>
+                      <a:ext cx="4134757" cy="3838355"/>
+                    </a:xfrm>
+                    <a:prstGeom prst="rect">
+                      <a:avLst/>
+                    </a:prstGeom>
+                    <a:noFill/>
+                    <a:ln>
+                      <a:noFill/>
+                    </a:ln>
+                  </pic:spPr>
+                </pic:pic>
+              </a:graphicData>
+            </a:graphic>
+          </wp:inline>
+        </w:drawing>
+      </w:r>
+    </w:p>
+    <w:p>
+      <w:pPr>
+        <w:outlineLvl w:val="2"/>
+        <w:rPr>
+          <w:rFonts w:hint="eastAsia"/>
+          <w:b/>
+          <w:bCs/>
+        </w:rPr>
+      </w:pPr>
+      <w:r>
+        <w:rPr>
+          <w:rFonts w:hint="eastAsia"/>
+          <w:b/>
+          <w:bCs/>
+        </w:rPr>
+        <w:lastRenderedPageBreak/>
+        <w:t>3.8.3测试仅设计模式</w:t>
+      </w:r>
+    </w:p>
+    <w:p>
+      <w:pPr>
+        <w:rPr>
+          <w:b/>
+          <w:bCs/>
+        </w:rPr>
+      </w:pPr>
+      <w:r>
+        <w:rPr>
+          <w:rFonts w:hint="eastAsia"/>
+          <w:b/>
+          <w:bCs/>
+        </w:rPr>
+        <w:t>测试目的：主要测试插件生成设计模型的功能</w:t>
+      </w:r>
+      <w:r>
+        <w:rPr>
+          <w:rFonts w:hint="eastAsia"/>
+          <w:b/>
+          <w:bCs/>
+        </w:rPr>
+        <w:t>（单独测试组合A）</w:t>
+      </w:r>
+    </w:p>
+    <w:p>
+      <w:pPr>
+        <w:rPr>
+          <w:b/>
+          <w:bCs/>
+        </w:rPr>
+      </w:pPr>
+      <w:r>
+        <w:rPr>
+          <w:rFonts w:hint="eastAsia"/>
+          <w:b/>
+          <w:bCs/>
+        </w:rPr>
+        <w:t>测试场景：用户登录系统迭代开发</w:t>
+      </w:r>
+    </w:p>
+    <w:p>
+      <w:r>
+        <w:rPr>
+          <w:rFonts w:hint="eastAsia"/>
+        </w:rPr>
+        <w:t>（1）第一轮输入</w:t>
+      </w:r>
+    </w:p>
+    <w:p>
+      <w:r>
+        <w:rPr>
+          <w:noProof/>
+        </w:rPr>
+        <w:drawing>
+          <wp:inline distT="0" distB="0" distL="0" distR="0" wp14:anchorId="79BD8850" wp14:editId="4CDC87BB">
+            <wp:extent cx="4533900" cy="7415530"/>
+            <wp:effectExtent l="0" t="0" r="0" b="0"/>
+            <wp:docPr id="1746382793" name="图片 1"/>
+            <wp:cNvGraphicFramePr>
+              <a:graphicFrameLocks xmlns:a="http://schemas.openxmlformats.org/drawingml/2006/main" noChangeAspect="1"/>
+            </wp:cNvGraphicFramePr>
+            <a:graphic xmlns:a="http://schemas.openxmlformats.org/drawingml/2006/main">
+              <a:graphicData uri="http://schemas.openxmlformats.org/drawingml/2006/picture">
+                <pic:pic xmlns:pic="http://schemas.openxmlformats.org/drawingml/2006/picture">
+                  <pic:nvPicPr>
+                    <pic:cNvPr id="1746382793" name=""/>
+                    <pic:cNvPicPr/>
+                  </pic:nvPicPr>
+                  <pic:blipFill>
+                    <a:blip r:embed="rId28"/>
+                    <a:stretch>
+                      <a:fillRect/>
+                    </a:stretch>
+                  </pic:blipFill>
+                  <pic:spPr>
+                    <a:xfrm>
+                      <a:off x="0" y="0"/>
+                      <a:ext cx="4533900" cy="7415530"/>
+                    </a:xfrm>
+                    <a:prstGeom prst="rect">
+                      <a:avLst/>
+                    </a:prstGeom>
+                  </pic:spPr>
+                </pic:pic>
+              </a:graphicData>
+            </a:graphic>
+          </wp:inline>
+        </w:drawing>
+      </w:r>
+    </w:p>
+    <w:p/>
+    <w:p>
+      <w:pPr>
+        <w:rPr>
+          <w:rFonts w:hint="eastAsia"/>
+        </w:rPr>
+      </w:pPr>
+    </w:p>
+    <w:p>
+      <w:r>
+        <w:rPr>
+          <w:rFonts w:hint="eastAsia"/>
+        </w:rPr>
+        <w:lastRenderedPageBreak/>
+        <w:t>（2）第二轮输入：</w:t>
+      </w:r>
+    </w:p>
+    <w:p>
+      <w:pPr>
+        <w:rPr>
+          <w:rFonts w:hint="eastAsia"/>
+        </w:rPr>
+      </w:pPr>
+      <w:r>
+        <w:t>在此基础上，增加一个寻找最低分的功能</w:t>
+      </w:r>
+    </w:p>
+    <w:p>
+      <w:r>
+        <w:rPr>
+          <w:noProof/>
+        </w:rPr>
+        <w:drawing>
+          <wp:inline distT="0" distB="0" distL="0" distR="0" wp14:anchorId="06E0194D" wp14:editId="15116B8C">
+            <wp:extent cx="3834782" cy="7979410"/>
+            <wp:effectExtent l="0" t="0" r="0" b="2540"/>
+            <wp:docPr id="1073990095" name="图片 1"/>
+            <wp:cNvGraphicFramePr>
+              <a:graphicFrameLocks xmlns:a="http://schemas.openxmlformats.org/drawingml/2006/main" noChangeAspect="1"/>
+            </wp:cNvGraphicFramePr>
+            <a:graphic xmlns:a="http://schemas.openxmlformats.org/drawingml/2006/main">
+              <a:graphicData uri="http://schemas.openxmlformats.org/drawingml/2006/picture">
+                <pic:pic xmlns:pic="http://schemas.openxmlformats.org/drawingml/2006/picture">
+                  <pic:nvPicPr>
+                    <pic:cNvPr id="1073990095" name=""/>
+                    <pic:cNvPicPr/>
+                  </pic:nvPicPr>
+                  <pic:blipFill>
+                    <a:blip r:embed="rId29"/>
+                    <a:stretch>
+                      <a:fillRect/>
+                    </a:stretch>
+                  </pic:blipFill>
+                  <pic:spPr>
+                    <a:xfrm>
+                      <a:off x="0" y="0"/>
+                      <a:ext cx="3835441" cy="7980781"/>
+                    </a:xfrm>
+                    <a:prstGeom prst="rect">
+                      <a:avLst/>
+                    </a:prstGeom>
+                  </pic:spPr>
+                </pic:pic>
+              </a:graphicData>
+            </a:graphic>
+          </wp:inline>
+        </w:drawing>
+      </w:r>
+    </w:p>
+    <w:p/>
+    <w:p>
+      <w:pPr>
+        <w:outlineLvl w:val="2"/>
+        <w:rPr>
+          <w:rFonts w:hint="eastAsia"/>
+          <w:b/>
+          <w:bCs/>
+        </w:rPr>
+      </w:pPr>
+      <w:r>
+        <w:rPr>
+          <w:rFonts w:hint="eastAsia"/>
+          <w:b/>
+          <w:bCs/>
+        </w:rPr>
+        <w:lastRenderedPageBreak/>
+        <w:t>3.8.4测试代码+设计模式</w:t>
+      </w:r>
+    </w:p>
+    <w:p>
+      <w:pPr>
+        <w:rPr>
+          <w:rFonts w:hint="eastAsia"/>
+          <w:b/>
+          <w:bCs/>
+        </w:rPr>
+      </w:pPr>
+      <w:r>
+        <w:rPr>
+          <w:rFonts w:hint="eastAsia"/>
+          <w:b/>
+          <w:bCs/>
+        </w:rPr>
+        <w:t>测试目的：测试插件同时生成代码和设计的功能，即完成full模式</w:t>
+      </w:r>
+      <w:r>
+        <w:rPr>
+          <w:rFonts w:hint="eastAsia"/>
+          <w:b/>
+          <w:bCs/>
+        </w:rPr>
+        <w:t>（组合ABC）</w:t>
+      </w:r>
+    </w:p>
+    <w:p>
+      <w:pPr>
+        <w:rPr>
+          <w:rFonts w:hint="eastAsia"/>
+        </w:rPr>
+      </w:pPr>
+      <w:r>
+        <w:rPr>
+          <w:noProof/>
+        </w:rPr>
+        <w:drawing>
+          <wp:inline distT="0" distB="0" distL="0" distR="0" wp14:anchorId="299D41F7" wp14:editId="60F6DA1B">
+            <wp:extent cx="4443006" cy="7131491"/>
+            <wp:effectExtent l="0" t="0" r="0" b="0"/>
+            <wp:docPr id="735894713" name="图片 1"/>
+            <wp:cNvGraphicFramePr>
+              <a:graphicFrameLocks xmlns:a="http://schemas.openxmlformats.org/drawingml/2006/main" noChangeAspect="1"/>
+            </wp:cNvGraphicFramePr>
+            <a:graphic xmlns:a="http://schemas.openxmlformats.org/drawingml/2006/main">
+              <a:graphicData uri="http://schemas.openxmlformats.org/drawingml/2006/picture">
+                <pic:pic xmlns:pic="http://schemas.openxmlformats.org/drawingml/2006/picture">
+                  <pic:nvPicPr>
+                    <pic:cNvPr id="735894713" name=""/>
+                    <pic:cNvPicPr/>
+                  </pic:nvPicPr>
+                  <pic:blipFill>
+                    <a:blip r:embed="rId30"/>
+                    <a:stretch>
+                      <a:fillRect/>
+                    </a:stretch>
+                  </pic:blipFill>
+                  <pic:spPr>
+                    <a:xfrm>
+                      <a:off x="0" y="0"/>
+                      <a:ext cx="4448852" cy="7140874"/>
+                    </a:xfrm>
+                    <a:prstGeom prst="rect">
+                      <a:avLst/>
+                    </a:prstGeom>
+                  </pic:spPr>
+                </pic:pic>
+              </a:graphicData>
+            </a:graphic>
+          </wp:inline>
+        </w:drawing>
+      </w:r>
+    </w:p>
+    <w:p>
+      <w:pPr>
+        <w:rPr>
+          <w:rFonts w:hint="eastAsia"/>
+        </w:rPr>
+      </w:pPr>
+    </w:p>
+    <w:p>
+      <w:pPr>
+        <w:rPr>
+          <w:b/>
+          <w:bCs/>
+        </w:rPr>
+      </w:pPr>
+      <w:r>
+        <w:rPr>
+          <w:rFonts w:hint="eastAsia"/>
+          <w:b/>
+          <w:bCs/>
+        </w:rPr>
+        <w:t>生成的代码在前端显示，其余的设计模型、</w:t>
+      </w:r>
+      <w:r>
+        <w:rPr>
+          <w:b/>
+          <w:bCs/>
+        </w:rPr>
+        <w:t>系统设计方案报告</w:t>
+      </w:r>
+      <w:r>
+        <w:rPr>
+          <w:rFonts w:hint="eastAsia"/>
+          <w:b/>
+          <w:bCs/>
+        </w:rPr>
+        <w:t>、测试用例在后端显示</w:t>
+      </w:r>
+    </w:p>
+    <w:p>
+      <w:r>
+        <w:rPr>
+          <w:rFonts w:hint="eastAsia"/>
+        </w:rPr>
+        <w:t>为了不显冗余，后端生成的输出只截了一部分图</w:t>
+      </w:r>
+    </w:p>
+    <w:p>
+      <w:pPr>
+        <w:rPr>
+          <w:rFonts w:hint="eastAsia"/>
+        </w:rPr>
+      </w:pPr>
+      <w:r>
+        <w:rPr>
+          <w:rFonts w:hint="eastAsia"/>
+          <w:noProof/>
+        </w:rPr>
+        <w:t>生成的类图活动图是在后端手动渲染的，不支持自动渲染</w:t>
+      </w:r>
+    </w:p>
+    <w:p>
+      <w:r>
+        <w:lastRenderedPageBreak/>
+        <w:drawing>
+          <wp:inline distT="0" distB="0" distL="0" distR="0" wp14:anchorId="2469EB36" wp14:editId="2F2F134E">
+            <wp:extent cx="1981200" cy="1928834"/>
+            <wp:effectExtent l="0" t="0" r="0" b="0"/>
+            <wp:docPr id="1658236474" name="图片 1"/>
+            <wp:cNvGraphicFramePr>
+              <a:graphicFrameLocks xmlns:a="http://schemas.openxmlformats.org/drawingml/2006/main" noChangeAspect="1"/>
+            </wp:cNvGraphicFramePr>
+            <a:graphic xmlns:a="http://schemas.openxmlformats.org/drawingml/2006/main">
+              <a:graphicData uri="http://schemas.openxmlformats.org/drawingml/2006/picture">
+                <pic:pic xmlns:pic="http://schemas.openxmlformats.org/drawingml/2006/picture">
+                  <pic:nvPicPr>
+                    <pic:cNvPr id="1658236474" name=""/>
+                    <pic:cNvPicPr/>
+                  </pic:nvPicPr>
+                  <pic:blipFill>
+                    <a:blip r:embed="rId31"/>
+                    <a:stretch>
+                      <a:fillRect/>
+                    </a:stretch>
+                  </pic:blipFill>
+                  <pic:spPr>
+                    <a:xfrm>
+                      <a:off x="0" y="0"/>
+                      <a:ext cx="1992970" cy="1940293"/>
+                    </a:xfrm>
+                    <a:prstGeom prst="rect">
+                      <a:avLst/>
+                    </a:prstGeom>
+                  </pic:spPr>
+                </pic:pic>
+              </a:graphicData>
+            </a:graphic>
+          </wp:inline>
+        </w:drawing>
+      </w:r>
+      <w:r>
+        <w:rPr>
+          <w:noProof/>
+        </w:rPr>
+        <w:t xml:space="preserve"> </w:t>
+      </w:r>
+      <w:r>
+        <w:drawing>
+          <wp:inline distT="0" distB="0" distL="0" distR="0" wp14:anchorId="7737CAC1" wp14:editId="3A328120">
+            <wp:extent cx="2918460" cy="1966230"/>
+            <wp:effectExtent l="0" t="0" r="0" b="0"/>
+            <wp:docPr id="1659598690" name="图片 1"/>
+            <wp:cNvGraphicFramePr>
+              <a:graphicFrameLocks xmlns:a="http://schemas.openxmlformats.org/drawingml/2006/main" noChangeAspect="1"/>
+            </wp:cNvGraphicFramePr>
+            <a:graphic xmlns:a="http://schemas.openxmlformats.org/drawingml/2006/main">
+              <a:graphicData uri="http://schemas.openxmlformats.org/drawingml/2006/picture">
+                <pic:pic xmlns:pic="http://schemas.openxmlformats.org/drawingml/2006/picture">
+                  <pic:nvPicPr>
+                    <pic:cNvPr id="1659598690" name=""/>
+                    <pic:cNvPicPr/>
+                  </pic:nvPicPr>
+                  <pic:blipFill>
+                    <a:blip r:embed="rId32"/>
+                    <a:stretch>
+                      <a:fillRect/>
+                    </a:stretch>
+                  </pic:blipFill>
+                  <pic:spPr>
+                    <a:xfrm>
+                      <a:off x="0" y="0"/>
+                      <a:ext cx="2930744" cy="1974506"/>
+                    </a:xfrm>
+                    <a:prstGeom prst="rect">
+                      <a:avLst/>
+                    </a:prstGeom>
+                  </pic:spPr>
+                </pic:pic>
+              </a:graphicData>
+            </a:graphic>
+          </wp:inline>
+        </w:drawing>
+      </w:r>
+    </w:p>
+    <w:p>
+      <w:r>
+        <w:drawing>
+          <wp:inline distT="0" distB="0" distL="0" distR="0" wp14:anchorId="093A1EE6" wp14:editId="4EA5A9D3">
+            <wp:extent cx="2969481" cy="2644140"/>
+            <wp:effectExtent l="0" t="0" r="2540" b="3810"/>
+            <wp:docPr id="1939884007" name="图片 1"/>
+            <wp:cNvGraphicFramePr>
+              <a:graphicFrameLocks xmlns:a="http://schemas.openxmlformats.org/drawingml/2006/main" noChangeAspect="1"/>
+            </wp:cNvGraphicFramePr>
+            <a:graphic xmlns:a="http://schemas.openxmlformats.org/drawingml/2006/main">
+              <a:graphicData uri="http://schemas.openxmlformats.org/drawingml/2006/picture">
+                <pic:pic xmlns:pic="http://schemas.openxmlformats.org/drawingml/2006/picture">
+                  <pic:nvPicPr>
+                    <pic:cNvPr id="1939884007" name=""/>
+                    <pic:cNvPicPr/>
+                  </pic:nvPicPr>
+                  <pic:blipFill>
+                    <a:blip r:embed="rId33"/>
+                    <a:stretch>
+                      <a:fillRect/>
+                    </a:stretch>
+                  </pic:blipFill>
+                  <pic:spPr>
+                    <a:xfrm>
+                      <a:off x="0" y="0"/>
+                      <a:ext cx="2981004" cy="2654400"/>
+                    </a:xfrm>
+                    <a:prstGeom prst="rect">
+                      <a:avLst/>
+                    </a:prstGeom>
+                  </pic:spPr>
+                </pic:pic>
+              </a:graphicData>
+            </a:graphic>
+          </wp:inline>
+        </w:drawing>
+      </w:r>
+      <w:r>
+        <w:rPr>
+          <w:noProof/>
+        </w:rPr>
+        <w:t xml:space="preserve"> </w:t>
+      </w:r>
+      <w:r>
+        <w:drawing>
+          <wp:inline distT="0" distB="0" distL="0" distR="0" wp14:anchorId="15530E99" wp14:editId="63EFC534">
+            <wp:extent cx="1569720" cy="2525401"/>
+            <wp:effectExtent l="0" t="0" r="0" b="8255"/>
+            <wp:docPr id="1281279622" name="图片 1"/>
+            <wp:cNvGraphicFramePr>
+              <a:graphicFrameLocks xmlns:a="http://schemas.openxmlformats.org/drawingml/2006/main" noChangeAspect="1"/>
+            </wp:cNvGraphicFramePr>
+            <a:graphic xmlns:a="http://schemas.openxmlformats.org/drawingml/2006/main">
+              <a:graphicData uri="http://schemas.openxmlformats.org/drawingml/2006/picture">
+                <pic:pic xmlns:pic="http://schemas.openxmlformats.org/drawingml/2006/picture">
+                  <pic:nvPicPr>
+                    <pic:cNvPr id="1281279622" name=""/>
+                    <pic:cNvPicPr/>
+                  </pic:nvPicPr>
+                  <pic:blipFill>
+                    <a:blip r:embed="rId34"/>
+                    <a:stretch>
+                      <a:fillRect/>
+                    </a:stretch>
+                  </pic:blipFill>
+                  <pic:spPr>
+                    <a:xfrm>
+                      <a:off x="0" y="0"/>
+                      <a:ext cx="1578617" cy="2539715"/>
+                    </a:xfrm>
+                    <a:prstGeom prst="rect">
+                      <a:avLst/>
+                    </a:prstGeom>
+                  </pic:spPr>
+                </pic:pic>
+              </a:graphicData>
+            </a:graphic>
+          </wp:inline>
+        </w:drawing>
+      </w:r>
+    </w:p>
+    <w:p>
+      <w:pPr>
+        <w:rPr>
+          <w:noProof/>
+        </w:rPr>
+      </w:pPr>
+      <w:r>
+        <w:drawing>
+          <wp:inline distT="0" distB="0" distL="0" distR="0" wp14:anchorId="530EA8F1" wp14:editId="49CF8D63">
+            <wp:extent cx="2936792" cy="2552700"/>
+            <wp:effectExtent l="0" t="0" r="0" b="0"/>
+            <wp:docPr id="1053096773" name="图片 1"/>
+            <wp:cNvGraphicFramePr>
+              <a:graphicFrameLocks xmlns:a="http://schemas.openxmlformats.org/drawingml/2006/main" noChangeAspect="1"/>
+            </wp:cNvGraphicFramePr>
+            <a:graphic xmlns:a="http://schemas.openxmlformats.org/drawingml/2006/main">
+              <a:graphicData uri="http://schemas.openxmlformats.org/drawingml/2006/picture">
+                <pic:pic xmlns:pic="http://schemas.openxmlformats.org/drawingml/2006/picture">
+                  <pic:nvPicPr>
+                    <pic:cNvPr id="1053096773" name=""/>
+                    <pic:cNvPicPr/>
+                  </pic:nvPicPr>
+                  <pic:blipFill>
+                    <a:blip r:embed="rId35"/>
+                    <a:stretch>
+                      <a:fillRect/>
+                    </a:stretch>
+                  </pic:blipFill>
+                  <pic:spPr>
+                    <a:xfrm>
+                      <a:off x="0" y="0"/>
+                      <a:ext cx="2956339" cy="2569690"/>
+                    </a:xfrm>
+                    <a:prstGeom prst="rect">
+                      <a:avLst/>
+                    </a:prstGeom>
+                  </pic:spPr>
+                </pic:pic>
+              </a:graphicData>
+            </a:graphic>
+          </wp:inline>
+        </w:drawing>
+      </w:r>
+      <w:r>
+        <w:rPr>
+          <w:noProof/>
+        </w:rPr>
+        <w:t xml:space="preserve"> </w:t>
+      </w:r>
+      <w:r>
+        <w:drawing>
+          <wp:inline distT="0" distB="0" distL="0" distR="0" wp14:anchorId="522140FC" wp14:editId="5A6C5025">
+            <wp:extent cx="2171409" cy="2583180"/>
+            <wp:effectExtent l="0" t="0" r="635" b="7620"/>
+            <wp:docPr id="1007668149" name="图片 1"/>
+            <wp:cNvGraphicFramePr>
+              <a:graphicFrameLocks xmlns:a="http://schemas.openxmlformats.org/drawingml/2006/main" noChangeAspect="1"/>
+            </wp:cNvGraphicFramePr>
+            <a:graphic xmlns:a="http://schemas.openxmlformats.org/drawingml/2006/main">
+              <a:graphicData uri="http://schemas.openxmlformats.org/drawingml/2006/picture">
+                <pic:pic xmlns:pic="http://schemas.openxmlformats.org/drawingml/2006/picture">
+                  <pic:nvPicPr>
+                    <pic:cNvPr id="1007668149" name=""/>
+                    <pic:cNvPicPr/>
+                  </pic:nvPicPr>
+                  <pic:blipFill>
+                    <a:blip r:embed="rId36"/>
+                    <a:stretch>
+                      <a:fillRect/>
+                    </a:stretch>
+                  </pic:blipFill>
+                  <pic:spPr>
+                    <a:xfrm>
+                      <a:off x="0" y="0"/>
+                      <a:ext cx="2172732" cy="2584754"/>
+                    </a:xfrm>
+                    <a:prstGeom prst="rect">
+                      <a:avLst/>
+                    </a:prstGeom>
+                  </pic:spPr>
+                </pic:pic>
+              </a:graphicData>
+            </a:graphic>
+          </wp:inline>
+        </w:drawing>
+      </w:r>
+    </w:p>
+    <w:p/>
+    <w:p/>
+    <w:p/>
+    <w:p/>
+    <w:p/>
+    <w:p>
+      <w:pPr>
+        <w:rPr>
+          <w:rFonts w:hint="eastAsia"/>
+        </w:rPr>
+      </w:pPr>
+    </w:p>
+    <w:p>
+      <w:pPr>
+        <w:outlineLvl w:val="2"/>
+        <w:rPr>
+          <w:rFonts w:hint="eastAsia"/>
+          <w:b/>
+          <w:bCs/>
+        </w:rPr>
+      </w:pPr>
+      <w:r>
+        <w:rPr>
+          <w:rFonts w:hint="eastAsia"/>
+          <w:b/>
+          <w:bCs/>
+        </w:rPr>
+        <w:lastRenderedPageBreak/>
+        <w:t>3.8.5测试仅修复模式</w:t>
+      </w:r>
+    </w:p>
+    <w:p>
+      <w:r>
+        <w:rPr>
+          <w:rFonts w:hint="eastAsia"/>
+        </w:rPr>
+        <w:t>测试目的：测试组合C的功能</w:t>
+      </w:r>
+    </w:p>
+    <w:p>
+      <w:r>
+        <w:rPr>
+          <w:noProof/>
+        </w:rPr>
+        <w:drawing>
+          <wp:inline distT="0" distB="0" distL="0" distR="0" wp14:anchorId="035B7DF2" wp14:editId="1DF420CB">
+            <wp:extent cx="5274310" cy="5150907"/>
+            <wp:effectExtent l="0" t="0" r="2540" b="0"/>
+            <wp:docPr id="552131058" name="图片 1"/>
+            <wp:cNvGraphicFramePr>
+              <a:graphicFrameLocks xmlns:a="http://schemas.openxmlformats.org/drawingml/2006/main" noChangeAspect="1"/>
+            </wp:cNvGraphicFramePr>
+            <a:graphic xmlns:a="http://schemas.openxmlformats.org/drawingml/2006/main">
+              <a:graphicData uri="http://schemas.openxmlformats.org/drawingml/2006/picture">
+                <pic:pic xmlns:pic="http://schemas.openxmlformats.org/drawingml/2006/picture">
+                  <pic:nvPicPr>
+                    <pic:cNvPr id="552131058" name="图片 1"/>
+                    <pic:cNvPicPr/>
+                  </pic:nvPicPr>
+                  <pic:blipFill>
+                    <a:blip r:embed="rId37">
+                      <a:extLst>
+                        <a:ext uri="{28A0092B-C50C-407E-A947-70E740481C1C}">
+                          <a14:useLocalDpi xmlns:a14="http://schemas.microsoft.com/office/drawing/2010/main" val="0"/>
+                        </a:ext>
+                      </a:extLst>
+                    </a:blip>
+                    <a:stretch>
+                      <a:fillRect/>
+                    </a:stretch>
+                  </pic:blipFill>
+                  <pic:spPr>
+                    <a:xfrm>
+                      <a:off x="0" y="0"/>
+                      <a:ext cx="5274310" cy="5150907"/>
+                    </a:xfrm>
+                    <a:prstGeom prst="rect">
+                      <a:avLst/>
+                    </a:prstGeom>
+                  </pic:spPr>
+                </pic:pic>
+              </a:graphicData>
+            </a:graphic>
+          </wp:inline>
+        </w:drawing>
+      </w:r>
+    </w:p>
+    <w:p>
+      <w:pPr>
+        <w:jc w:val="left"/>
+      </w:pPr>
+      <w:r>
+        <w:rPr>
+          <w:rFonts w:hint="eastAsia"/>
+          <w:b/>
+          <w:bCs/>
+        </w:rPr>
+        <w:t>后端输出错误报告：</w:t>
+      </w:r>
+      <w:r>
+        <w:drawing>
+          <wp:inline distT="0" distB="0" distL="0" distR="0" wp14:anchorId="46219C60" wp14:editId="65BA3A5F">
+            <wp:extent cx="5274310" cy="1562735"/>
+            <wp:effectExtent l="0" t="0" r="2540" b="0"/>
+            <wp:docPr id="2104065521" name="图片 1"/>
+            <wp:cNvGraphicFramePr>
+              <a:graphicFrameLocks xmlns:a="http://schemas.openxmlformats.org/drawingml/2006/main" noChangeAspect="1"/>
+            </wp:cNvGraphicFramePr>
+            <a:graphic xmlns:a="http://schemas.openxmlformats.org/drawingml/2006/main">
+              <a:graphicData uri="http://schemas.openxmlformats.org/drawingml/2006/picture">
+                <pic:pic xmlns:pic="http://schemas.openxmlformats.org/drawingml/2006/picture">
+                  <pic:nvPicPr>
+                    <pic:cNvPr id="2104065521" name=""/>
+                    <pic:cNvPicPr/>
+                  </pic:nvPicPr>
+                  <pic:blipFill>
+                    <a:blip r:embed="rId38"/>
+                    <a:stretch>
+                      <a:fillRect/>
+                    </a:stretch>
+                  </pic:blipFill>
+                  <pic:spPr>
+                    <a:xfrm>
+                      <a:off x="0" y="0"/>
+                      <a:ext cx="5274310" cy="1562735"/>
+                    </a:xfrm>
+                    <a:prstGeom prst="rect">
+                      <a:avLst/>
+                    </a:prstGeom>
+                  </pic:spPr>
+                </pic:pic>
+              </a:graphicData>
+            </a:graphic>
+          </wp:inline>
+        </w:drawing>
+      </w:r>
+    </w:p>
+    <w:p>
+      <w:pPr>
+        <w:rPr>
+          <w:rFonts w:hint="eastAsia"/>
+        </w:rPr>
+      </w:pPr>
+    </w:p>
+    <w:p>
+      <w:pPr>
+        <w:outlineLvl w:val="2"/>
+        <w:rPr>
+          <w:rFonts w:hint="eastAsia"/>
+          <w:b/>
+          <w:bCs/>
+        </w:rPr>
+      </w:pPr>
+      <w:r>
+        <w:rPr>
+          <w:rFonts w:hint="eastAsia"/>
+          <w:b/>
+          <w:bCs/>
+        </w:rPr>
+        <w:t>3.8.</w:t>
+      </w:r>
+      <w:r>
+        <w:rPr>
+          <w:rFonts w:hint="eastAsia"/>
+          <w:b/>
+          <w:bCs/>
+        </w:rPr>
+        <w:t>6</w:t>
+      </w:r>
+      <w:r>
+        <w:rPr>
+          <w:rFonts w:hint="eastAsia"/>
+          <w:b/>
+          <w:bCs/>
+        </w:rPr>
+        <w:t>测试插件的选择语言功能JAVA</w:t>
+      </w:r>
+    </w:p>
+    <w:p>
+      <w:pPr>
+        <w:rPr>
+          <w:rFonts w:hint="eastAsia"/>
+          <w:b/>
+          <w:bCs/>
+          <w:noProof/>
+        </w:rPr>
+      </w:pPr>
+      <w:r>
+        <w:rPr>
+          <w:rFonts w:hint="eastAsia"/>
+          <w:b/>
+          <w:bCs/>
+          <w:noProof/>
+        </w:rPr>
+        <w:t>测试目的：</w:t>
+      </w:r>
+      <w:r>
+        <w:rPr>
+          <w:rFonts w:hint="eastAsia"/>
+          <w:b/>
+          <w:bCs/>
+        </w:rPr>
+        <w:t>主要测试选择语言的功能</w:t>
+      </w:r>
+      <w:r>
+        <w:rPr>
+          <w:rFonts w:hint="eastAsia"/>
+          <w:b/>
+          <w:bCs/>
+        </w:rPr>
+        <w:t>、</w:t>
+      </w:r>
+      <w:r>
+        <w:rPr>
+          <w:rFonts w:hint="eastAsia"/>
+          <w:b/>
+          <w:bCs/>
+        </w:rPr>
+        <w:t>根据设计模型生成代码的功能。</w:t>
+      </w:r>
+    </w:p>
+    <w:p>
+      <w:r>
+        <w:rPr>
+          <w:noProof/>
+        </w:rPr>
+        <w:lastRenderedPageBreak/>
+        <w:drawing>
+          <wp:inline distT="0" distB="0" distL="0" distR="0" wp14:anchorId="0EB3BE53" wp14:editId="2AAAAD8A">
+            <wp:extent cx="3282517" cy="6055360"/>
+            <wp:effectExtent l="0" t="0" r="0" b="2540"/>
+            <wp:docPr id="1945612483" name="图片 5"/>
+            <wp:cNvGraphicFramePr>
+              <a:graphicFrameLocks xmlns:a="http://schemas.openxmlformats.org/drawingml/2006/main" noChangeAspect="1"/>
+            </wp:cNvGraphicFramePr>
+            <a:graphic xmlns:a="http://schemas.openxmlformats.org/drawingml/2006/main">
+              <a:graphicData uri="http://schemas.openxmlformats.org/drawingml/2006/picture">
+                <pic:pic xmlns:pic="http://schemas.openxmlformats.org/drawingml/2006/picture">
+                  <pic:nvPicPr>
+                    <pic:cNvPr id="1945612483" name="图片 5"/>
+                    <pic:cNvPicPr>
+                      <a:picLocks noChangeAspect="1" noChangeArrowheads="1"/>
+                    </pic:cNvPicPr>
+                  </pic:nvPicPr>
+                  <pic:blipFill>
+                    <a:blip r:embed="rId39" cstate="print">
+                      <a:extLst>
+                        <a:ext uri="{28A0092B-C50C-407E-A947-70E740481C1C}">
+                          <a14:useLocalDpi xmlns:a14="http://schemas.microsoft.com/office/drawing/2010/main" val="0"/>
+                        </a:ext>
+                      </a:extLst>
+                    </a:blip>
+                    <a:stretch>
+                      <a:fillRect/>
+                    </a:stretch>
+                  </pic:blipFill>
+                  <pic:spPr bwMode="auto">
+                    <a:xfrm>
+                      <a:off x="0" y="0"/>
+                      <a:ext cx="3297863" cy="6083669"/>
+                    </a:xfrm>
+                    <a:prstGeom prst="rect">
+                      <a:avLst/>
+                    </a:prstGeom>
+                    <a:noFill/>
+                    <a:ln>
+                      <a:noFill/>
+                    </a:ln>
+                  </pic:spPr>
+                </pic:pic>
+              </a:graphicData>
+            </a:graphic>
+          </wp:inline>
+        </w:drawing>
+      </w:r>
+    </w:p>
+    <w:p/>
+    <w:p>
+      <w:pPr>
+        <w:outlineLvl w:val="2"/>
+        <w:rPr>
+          <w:rFonts w:hint="eastAsia"/>
+          <w:b/>
+          <w:bCs/>
+        </w:rPr>
+      </w:pPr>
+      <w:r>
+        <w:rPr>
+          <w:rFonts w:hint="eastAsia"/>
+          <w:b/>
+          <w:bCs/>
+        </w:rPr>
+        <w:t>3.8.7插件测试结论</w:t>
+      </w:r>
+    </w:p>
+    <w:tbl>
+      <w:tblPr>
+        <w:tblStyle w:val="11"/>
+        <w:tblW w:w="9351" w:type="dxa"/>
+        <w:tblLook w:val="04A0" w:firstRow="1" w:lastRow="0" w:firstColumn="1" w:lastColumn="0" w:noHBand="0" w:noVBand="1"/>
+      </w:tblPr>
+      <w:tblGrid>
+        <w:gridCol w:w="1555"/>
+        <w:gridCol w:w="1701"/>
+        <w:gridCol w:w="1134"/>
+        <w:gridCol w:w="4961"/>
+      </w:tblGrid>
+      <w:tr>
+        <w:trPr>
+          <w:cnfStyle w:val="100000000000" w:firstRow="1" w:lastRow="0" w:firstColumn="0" w:lastColumn="0" w:oddVBand="0" w:evenVBand="0" w:oddHBand="0" w:evenHBand="0" w:firstRowFirstColumn="0" w:firstRowLastColumn="0" w:lastRowFirstColumn="0" w:lastRowLastColumn="0"/>
+        </w:trPr>
+        <w:tc>
+          <w:tcPr>
+            <w:cnfStyle w:val="001000000000" w:firstRow="0" w:lastRow="0" w:firstColumn="1" w:lastColumn="0" w:oddVBand="0" w:evenVBand="0" w:oddHBand="0" w:evenHBand="0" w:firstRowFirstColumn="0" w:firstRowLastColumn="0" w:lastRowFirstColumn="0" w:lastRowLastColumn="0"/>
+            <w:tcW w:w="1555" w:type="dxa"/>
+          </w:tcPr>
+          <w:p>
+            <w:pPr>
+              <w:rPr>
+                <w:b w:val="0"/>
+                <w:bCs w:val="0"/>
+              </w:rPr>
+            </w:pPr>
+            <w:r>
+              <w:rPr>
+                <w:rFonts w:hint="eastAsia"/>
+                <w:b w:val="0"/>
+                <w:bCs w:val="0"/>
+              </w:rPr>
+              <w:t>测试项</w:t>
+            </w:r>
+          </w:p>
+        </w:tc>
+        <w:tc>
+          <w:tcPr>
+            <w:tcW w:w="1701" w:type="dxa"/>
+          </w:tcPr>
+          <w:p>
+            <w:pPr>
+              <w:cnfStyle w:val="100000000000" w:firstRow="1" w:lastRow="0" w:firstColumn="0" w:lastColumn="0" w:oddVBand="0" w:evenVBand="0" w:oddHBand="0" w:evenHBand="0" w:firstRowFirstColumn="0" w:firstRowLastColumn="0" w:lastRowFirstColumn="0" w:lastRowLastColumn="0"/>
+              <w:rPr>
+                <w:b w:val="0"/>
+                <w:bCs w:val="0"/>
+              </w:rPr>
+            </w:pPr>
+            <w:r>
+              <w:rPr>
+                <w:rFonts w:hint="eastAsia"/>
+                <w:b w:val="0"/>
+                <w:bCs w:val="0"/>
+              </w:rPr>
+              <w:t>测试轮次/场景</w:t>
+            </w:r>
+          </w:p>
+        </w:tc>
+        <w:tc>
+          <w:tcPr>
+            <w:tcW w:w="1134" w:type="dxa"/>
+          </w:tcPr>
+          <w:p>
+            <w:pPr>
+              <w:cnfStyle w:val="100000000000" w:firstRow="1" w:lastRow="0" w:firstColumn="0" w:lastColumn="0" w:oddVBand="0" w:evenVBand="0" w:oddHBand="0" w:evenHBand="0" w:firstRowFirstColumn="0" w:firstRowLastColumn="0" w:lastRowFirstColumn="0" w:lastRowLastColumn="0"/>
+              <w:rPr>
+                <w:b w:val="0"/>
+                <w:bCs w:val="0"/>
+              </w:rPr>
+            </w:pPr>
+            <w:r>
+              <w:rPr>
+                <w:rFonts w:hint="eastAsia"/>
+                <w:b w:val="0"/>
+                <w:bCs w:val="0"/>
+              </w:rPr>
+              <w:t>测试结果</w:t>
+            </w:r>
+          </w:p>
+        </w:tc>
+        <w:tc>
+          <w:tcPr>
+            <w:tcW w:w="4961" w:type="dxa"/>
+          </w:tcPr>
+          <w:p>
+            <w:pPr>
+              <w:cnfStyle w:val="100000000000" w:firstRow="1" w:lastRow="0" w:firstColumn="0" w:lastColumn="0" w:oddVBand="0" w:evenVBand="0" w:oddHBand="0" w:evenHBand="0" w:firstRowFirstColumn="0" w:firstRowLastColumn="0" w:lastRowFirstColumn="0" w:lastRowLastColumn="0"/>
+              <w:rPr>
+                <w:b w:val="0"/>
+                <w:bCs w:val="0"/>
+              </w:rPr>
+            </w:pPr>
+            <w:r>
+              <w:rPr>
+                <w:rFonts w:hint="eastAsia"/>
+                <w:b w:val="0"/>
+                <w:bCs w:val="0"/>
+              </w:rPr>
+              <w:t>说明</w:t>
+            </w:r>
+          </w:p>
+        </w:tc>
+      </w:tr>
+      <w:tr>
+        <w:trPr>
+          <w:cnfStyle w:val="000000100000" w:firstRow="0" w:lastRow="0" w:firstColumn="0" w:lastColumn="0" w:oddVBand="0" w:evenVBand="0" w:oddHBand="1" w:evenHBand="0" w:firstRowFirstColumn="0" w:firstRowLastColumn="0" w:lastRowFirstColumn="0" w:lastRowLastColumn="0"/>
+        </w:trPr>
+        <w:tc>
+          <w:tcPr>
+            <w:cnfStyle w:val="001000000000" w:firstRow="0" w:lastRow="0" w:firstColumn="1" w:lastColumn="0" w:oddVBand="0" w:evenVBand="0" w:oddHBand="0" w:evenHBand="0" w:firstRowFirstColumn="0" w:firstRowLastColumn="0" w:lastRowFirstColumn="0" w:lastRowLastColumn="0"/>
+            <w:tcW w:w="1555" w:type="dxa"/>
+          </w:tcPr>
+          <w:p>
+            <w:pPr>
+              <w:rPr>
+                <w:b w:val="0"/>
+                <w:bCs w:val="0"/>
+              </w:rPr>
+            </w:pPr>
+            <w:r>
+              <w:rPr>
+                <w:rFonts w:hint="eastAsia"/>
+                <w:b w:val="0"/>
+                <w:bCs w:val="0"/>
+              </w:rPr>
+              <w:t>仅代码模式</w:t>
+            </w:r>
+          </w:p>
+        </w:tc>
+        <w:tc>
+          <w:tcPr>
+            <w:tcW w:w="1701" w:type="dxa"/>
+          </w:tcPr>
+          <w:p>
+            <w:pPr>
+              <w:cnfStyle w:val="000000100000" w:firstRow="0" w:lastRow="0" w:firstColumn="0" w:lastColumn="0" w:oddVBand="0" w:evenVBand="0" w:oddHBand="1" w:evenHBand="0" w:firstRowFirstColumn="0" w:firstRowLastColumn="0" w:lastRowFirstColumn="0" w:lastRowLastColumn="0"/>
+              <w:rPr>
+                <w:rFonts w:hint="eastAsia"/>
+              </w:rPr>
+            </w:pPr>
+            <w:r>
+              <w:t>3轮迭代</w:t>
+            </w:r>
+            <w:r>
+              <w:br/>
+            </w:r>
+            <w:r>
+              <w:rPr>
+                <w:rFonts w:hint="eastAsia"/>
+              </w:rPr>
+              <w:t>(</w:t>
+            </w:r>
+            <w:r>
+              <w:t>成绩管理系统</w:t>
+            </w:r>
+            <w:r>
+              <w:rPr>
+                <w:rFonts w:hint="eastAsia"/>
+              </w:rPr>
+              <w:t>)</w:t>
+            </w:r>
+          </w:p>
+        </w:tc>
+        <w:tc>
+          <w:tcPr>
+            <w:tcW w:w="1134" w:type="dxa"/>
+          </w:tcPr>
+          <w:p>
+            <w:pPr>
+              <w:cnfStyle w:val="000000100000" w:firstRow="0" w:lastRow="0" w:firstColumn="0" w:lastColumn="0" w:oddVBand="0" w:evenVBand="0" w:oddHBand="1" w:evenHBand="0" w:firstRowFirstColumn="0" w:firstRowLastColumn="0" w:lastRowFirstColumn="0" w:lastRowLastColumn="0"/>
+            </w:pPr>
+            <w:r>
+              <w:t>通过</w:t>
+            </w:r>
+          </w:p>
+        </w:tc>
+        <w:tc>
+          <w:tcPr>
+            <w:tcW w:w="4961" w:type="dxa"/>
+          </w:tcPr>
+          <w:p>
+            <w:pPr>
+              <w:cnfStyle w:val="000000100000" w:firstRow="0" w:lastRow="0" w:firstColumn="0" w:lastColumn="0" w:oddVBand="0" w:evenVBand="0" w:oddHBand="1" w:evenHBand="0" w:firstRowFirstColumn="0" w:firstRowLastColumn="0" w:lastRowFirstColumn="0" w:lastRowLastColumn="0"/>
+            </w:pPr>
+            <w:r>
+              <w:t>前后3轮功能叠加均成功，前</w:t>
+            </w:r>
+            <w:proofErr w:type="gramStart"/>
+            <w:r>
+              <w:t>序功能</w:t>
+            </w:r>
+            <w:proofErr w:type="gramEnd"/>
+            <w:r>
+              <w:t>全部保留，智能体能准确理解“在此基础上”的增量需求</w:t>
+            </w:r>
+          </w:p>
+        </w:tc>
+      </w:tr>
+      <w:tr>
+        <w:tc>
+          <w:tcPr>
+            <w:cnfStyle w:val="001000000000" w:firstRow="0" w:lastRow="0" w:firstColumn="1" w:lastColumn="0" w:oddVBand="0" w:evenVBand="0" w:oddHBand="0" w:evenHBand="0" w:firstRowFirstColumn="0" w:firstRowLastColumn="0" w:lastRowFirstColumn="0" w:lastRowLastColumn="0"/>
+            <w:tcW w:w="1555" w:type="dxa"/>
+          </w:tcPr>
+          <w:p>
+            <w:pPr>
+              <w:rPr>
+                <w:b w:val="0"/>
+                <w:bCs w:val="0"/>
+              </w:rPr>
+            </w:pPr>
+            <w:r>
+              <w:rPr>
+                <w:rFonts w:hint="eastAsia"/>
+                <w:b w:val="0"/>
+                <w:bCs w:val="0"/>
+              </w:rPr>
+              <w:t>仅设计模式</w:t>
+            </w:r>
+          </w:p>
+        </w:tc>
+        <w:tc>
+          <w:tcPr>
+            <w:tcW w:w="1701" w:type="dxa"/>
+          </w:tcPr>
+          <w:p>
+            <w:pPr>
+              <w:cnfStyle w:val="000000000000" w:firstRow="0" w:lastRow="0" w:firstColumn="0" w:lastColumn="0" w:oddVBand="0" w:evenVBand="0" w:oddHBand="0" w:evenHBand="0" w:firstRowFirstColumn="0" w:firstRowLastColumn="0" w:lastRowFirstColumn="0" w:lastRowLastColumn="0"/>
+            </w:pPr>
+            <w:r>
+              <w:t>2轮迭代</w:t>
+            </w:r>
+          </w:p>
+        </w:tc>
+        <w:tc>
+          <w:tcPr>
+            <w:tcW w:w="1134" w:type="dxa"/>
+          </w:tcPr>
+          <w:p>
+            <w:pPr>
+              <w:cnfStyle w:val="000000000000" w:firstRow="0" w:lastRow="0" w:firstColumn="0" w:lastColumn="0" w:oddVBand="0" w:evenVBand="0" w:oddHBand="0" w:evenHBand="0" w:firstRowFirstColumn="0" w:firstRowLastColumn="0" w:lastRowFirstColumn="0" w:lastRowLastColumn="0"/>
+            </w:pPr>
+            <w:r>
+              <w:t>通过</w:t>
+            </w:r>
+          </w:p>
+        </w:tc>
+        <w:tc>
+          <w:tcPr>
+            <w:tcW w:w="4961" w:type="dxa"/>
+          </w:tcPr>
+          <w:p>
+            <w:pPr>
+              <w:cnfStyle w:val="000000000000" w:firstRow="0" w:lastRow="0" w:firstColumn="0" w:lastColumn="0" w:oddVBand="0" w:evenVBand="0" w:oddHBand="0" w:evenHBand="0" w:firstRowFirstColumn="0" w:firstRowLastColumn="0" w:lastRowFirstColumn="0" w:lastRowLastColumn="0"/>
+            </w:pPr>
+            <w:r>
+              <w:t>两轮设计模型均正确生成，</w:t>
+            </w:r>
+            <w:proofErr w:type="spellStart"/>
+            <w:r>
+              <w:t>PlantUML</w:t>
+            </w:r>
+            <w:proofErr w:type="spellEnd"/>
+            <w:r>
+              <w:t>语法校验通过</w:t>
+            </w:r>
+          </w:p>
+        </w:tc>
+      </w:tr>
+      <w:tr>
+        <w:trPr>
+          <w:cnfStyle w:val="000000100000" w:firstRow="0" w:lastRow="0" w:firstColumn="0" w:lastColumn="0" w:oddVBand="0" w:evenVBand="0" w:oddHBand="1" w:evenHBand="0" w:firstRowFirstColumn="0" w:firstRowLastColumn="0" w:lastRowFirstColumn="0" w:lastRowLastColumn="0"/>
+        </w:trPr>
+        <w:tc>
+          <w:tcPr>
+            <w:cnfStyle w:val="001000000000" w:firstRow="0" w:lastRow="0" w:firstColumn="1" w:lastColumn="0" w:oddVBand="0" w:evenVBand="0" w:oddHBand="0" w:evenHBand="0" w:firstRowFirstColumn="0" w:firstRowLastColumn="0" w:lastRowFirstColumn="0" w:lastRowLastColumn="0"/>
+            <w:tcW w:w="1555" w:type="dxa"/>
+          </w:tcPr>
+          <w:p>
+            <w:pPr>
+              <w:rPr>
+                <w:b w:val="0"/>
+                <w:bCs w:val="0"/>
+              </w:rPr>
+            </w:pPr>
+            <w:r>
+              <w:rPr>
+                <w:rFonts w:hint="eastAsia"/>
+                <w:b w:val="0"/>
+                <w:bCs w:val="0"/>
+              </w:rPr>
+              <w:t>代码</w:t>
+            </w:r>
+            <w:r>
+              <w:rPr>
+                <w:b w:val="0"/>
+                <w:bCs w:val="0"/>
+              </w:rPr>
+              <w:t>+设计模式</w:t>
+            </w:r>
+          </w:p>
+        </w:tc>
+        <w:tc>
+          <w:tcPr>
+            <w:tcW w:w="1701" w:type="dxa"/>
+          </w:tcPr>
+          <w:p>
+            <w:pPr>
+              <w:cnfStyle w:val="000000100000" w:firstRow="0" w:lastRow="0" w:firstColumn="0" w:lastColumn="0" w:oddVBand="0" w:evenVBand="0" w:oddHBand="1" w:evenHBand="0" w:firstRowFirstColumn="0" w:firstRowLastColumn="0" w:lastRowFirstColumn="0" w:lastRowLastColumn="0"/>
+            </w:pPr>
+            <w:r>
+              <w:t>单轮完整流程</w:t>
+            </w:r>
+          </w:p>
+        </w:tc>
+        <w:tc>
+          <w:tcPr>
+            <w:tcW w:w="1134" w:type="dxa"/>
+          </w:tcPr>
+          <w:p>
+            <w:pPr>
+              <w:cnfStyle w:val="000000100000" w:firstRow="0" w:lastRow="0" w:firstColumn="0" w:lastColumn="0" w:oddVBand="0" w:evenVBand="0" w:oddHBand="1" w:evenHBand="0" w:firstRowFirstColumn="0" w:firstRowLastColumn="0" w:lastRowFirstColumn="0" w:lastRowLastColumn="0"/>
+            </w:pPr>
+            <w:r>
+              <w:t>通过</w:t>
+            </w:r>
+          </w:p>
+        </w:tc>
+        <w:tc>
+          <w:tcPr>
+            <w:tcW w:w="4961" w:type="dxa"/>
+          </w:tcPr>
+          <w:p>
+            <w:pPr>
+              <w:cnfStyle w:val="000000100000" w:firstRow="0" w:lastRow="0" w:firstColumn="0" w:lastColumn="0" w:oddVBand="0" w:evenVBand="0" w:oddHBand="1" w:evenHBand="0" w:firstRowFirstColumn="0" w:firstRowLastColumn="0" w:lastRowFirstColumn="0" w:lastRowLastColumn="0"/>
+            </w:pPr>
+            <w:r>
+              <w:t>同时输出设计模型与可运行代码，设计文档与代码保持一致</w:t>
+            </w:r>
+          </w:p>
+        </w:tc>
+      </w:tr>
+      <w:tr>
+        <w:tc>
+          <w:tcPr>
+            <w:cnfStyle w:val="001000000000" w:firstRow="0" w:lastRow="0" w:firstColumn="1" w:lastColumn="0" w:oddVBand="0" w:evenVBand="0" w:oddHBand="0" w:evenHBand="0" w:firstRowFirstColumn="0" w:firstRowLastColumn="0" w:lastRowFirstColumn="0" w:lastRowLastColumn="0"/>
+            <w:tcW w:w="1555" w:type="dxa"/>
+          </w:tcPr>
+          <w:p>
+            <w:pPr>
+              <w:rPr>
+                <w:b w:val="0"/>
+                <w:bCs w:val="0"/>
+              </w:rPr>
+            </w:pPr>
+            <w:r>
+              <w:rPr>
+                <w:rFonts w:hint="eastAsia"/>
+                <w:b w:val="0"/>
+                <w:bCs w:val="0"/>
+              </w:rPr>
+              <w:t>仅修复模式</w:t>
+            </w:r>
+          </w:p>
+        </w:tc>
+        <w:tc>
+          <w:tcPr>
+            <w:tcW w:w="1701" w:type="dxa"/>
+          </w:tcPr>
+          <w:p>
+            <w:pPr>
+              <w:cnfStyle w:val="000000000000" w:firstRow="0" w:lastRow="0" w:firstColumn="0" w:lastColumn="0" w:oddVBand="0" w:evenVBand="0" w:oddHBand="0" w:evenHBand="0" w:firstRowFirstColumn="0" w:firstRowLastColumn="0" w:lastRowFirstColumn="0" w:lastRowLastColumn="0"/>
+            </w:pPr>
+            <w:r>
+              <w:t>单轮修复</w:t>
+            </w:r>
+          </w:p>
+        </w:tc>
+        <w:tc>
+          <w:tcPr>
+            <w:tcW w:w="1134" w:type="dxa"/>
+          </w:tcPr>
+          <w:p>
+            <w:pPr>
+              <w:cnfStyle w:val="000000000000" w:firstRow="0" w:lastRow="0" w:firstColumn="0" w:lastColumn="0" w:oddVBand="0" w:evenVBand="0" w:oddHBand="0" w:evenHBand="0" w:firstRowFirstColumn="0" w:firstRowLastColumn="0" w:lastRowFirstColumn="0" w:lastRowLastColumn="0"/>
+            </w:pPr>
+            <w:r>
+              <w:t>通过</w:t>
+            </w:r>
+          </w:p>
+        </w:tc>
+        <w:tc>
+          <w:tcPr>
+            <w:tcW w:w="4961" w:type="dxa"/>
+          </w:tcPr>
+          <w:p>
+            <w:pPr>
+              <w:cnfStyle w:val="000000000000" w:firstRow="0" w:lastRow="0" w:firstColumn="0" w:lastColumn="0" w:oddVBand="0" w:evenVBand="0" w:oddHBand="0" w:evenHBand="0" w:firstRowFirstColumn="0" w:firstRowLastColumn="0" w:lastRowFirstColumn="0" w:lastRowLastColumn="0"/>
+            </w:pPr>
+            <w:r>
+              <w:t>成功定位错误行号与类型，生成error_report.md，代码修复后测试通过</w:t>
+            </w:r>
+          </w:p>
+        </w:tc>
+      </w:tr>
+      <w:tr>
+        <w:trPr>
+          <w:cnfStyle w:val="000000100000" w:firstRow="0" w:lastRow="0" w:firstColumn="0" w:lastColumn="0" w:oddVBand="0" w:evenVBand="0" w:oddHBand="1" w:evenHBand="0" w:firstRowFirstColumn="0" w:firstRowLastColumn="0" w:lastRowFirstColumn="0" w:lastRowLastColumn="0"/>
+        </w:trPr>
+        <w:tc>
+          <w:tcPr>
+            <w:cnfStyle w:val="001000000000" w:firstRow="0" w:lastRow="0" w:firstColumn="1" w:lastColumn="0" w:oddVBand="0" w:evenVBand="0" w:oddHBand="0" w:evenHBand="0" w:firstRowFirstColumn="0" w:firstRowLastColumn="0" w:lastRowFirstColumn="0" w:lastRowLastColumn="0"/>
+            <w:tcW w:w="1555" w:type="dxa"/>
+          </w:tcPr>
+          <w:p>
+            <w:pPr>
+              <w:rPr>
+                <w:b w:val="0"/>
+                <w:bCs w:val="0"/>
+              </w:rPr>
+            </w:pPr>
+            <w:r>
+              <w:rPr>
+                <w:rFonts w:hint="eastAsia"/>
+                <w:b w:val="0"/>
+                <w:bCs w:val="0"/>
+              </w:rPr>
+              <w:t>语言切换</w:t>
+            </w:r>
+          </w:p>
+        </w:tc>
+        <w:tc>
+          <w:tcPr>
+            <w:tcW w:w="1701" w:type="dxa"/>
+          </w:tcPr>
+          <w:p>
+            <w:pPr>
+              <w:cnfStyle w:val="000000100000" w:firstRow="0" w:lastRow="0" w:firstColumn="0" w:lastColumn="0" w:oddVBand="0" w:evenVBand="0" w:oddHBand="1" w:evenHBand="0" w:firstRowFirstColumn="0" w:firstRowLastColumn="0" w:lastRowFirstColumn="0" w:lastRowLastColumn="0"/>
+            </w:pPr>
+            <w:r>
+              <w:t>Python → Java</w:t>
+            </w:r>
+          </w:p>
+        </w:tc>
+        <w:tc>
+          <w:tcPr>
+            <w:tcW w:w="1134" w:type="dxa"/>
+          </w:tcPr>
+          <w:p>
+            <w:pPr>
+              <w:cnfStyle w:val="000000100000" w:firstRow="0" w:lastRow="0" w:firstColumn="0" w:lastColumn="0" w:oddVBand="0" w:evenVBand="0" w:oddHBand="1" w:evenHBand="0" w:firstRowFirstColumn="0" w:firstRowLastColumn="0" w:lastRowFirstColumn="0" w:lastRowLastColumn="0"/>
+            </w:pPr>
+            <w:r>
+              <w:t>通过</w:t>
+            </w:r>
+          </w:p>
+        </w:tc>
+        <w:tc>
+          <w:tcPr>
+            <w:tcW w:w="4961" w:type="dxa"/>
+          </w:tcPr>
+          <w:p>
+            <w:pPr>
+              <w:cnfStyle w:val="000000100000" w:firstRow="0" w:lastRow="0" w:firstColumn="0" w:lastColumn="0" w:oddVBand="0" w:evenVBand="0" w:oddHBand="1" w:evenHBand="0" w:firstRowFirstColumn="0" w:firstRowLastColumn="0" w:lastRowFirstColumn="0" w:lastRowLastColumn="0"/>
+            </w:pPr>
+            <w:r>
+              <w:t>切换后正确生成Java代码及JUnit测试，编译运行通过</w:t>
+            </w:r>
+          </w:p>
+        </w:tc>
+      </w:tr>
+      <w:tr>
+        <w:tc>
+          <w:tcPr>
+            <w:cnfStyle w:val="001000000000" w:firstRow="0" w:lastRow="0" w:firstColumn="1" w:lastColumn="0" w:oddVBand="0" w:evenVBand="0" w:oddHBand="0" w:evenHBand="0" w:firstRowFirstColumn="0" w:firstRowLastColumn="0" w:lastRowFirstColumn="0" w:lastRowLastColumn="0"/>
+            <w:tcW w:w="1555" w:type="dxa"/>
+          </w:tcPr>
+          <w:p>
+            <w:pPr>
+              <w:rPr>
+                <w:b w:val="0"/>
+                <w:bCs w:val="0"/>
+              </w:rPr>
+            </w:pPr>
+            <w:r>
+              <w:rPr>
+                <w:rFonts w:hint="eastAsia"/>
+                <w:b w:val="0"/>
+                <w:bCs w:val="0"/>
+              </w:rPr>
+              <w:t>上下文记忆</w:t>
+            </w:r>
+          </w:p>
+        </w:tc>
+        <w:tc>
+          <w:tcPr>
+            <w:tcW w:w="1701" w:type="dxa"/>
+          </w:tcPr>
+          <w:p>
+            <w:pPr>
+              <w:cnfStyle w:val="000000000000" w:firstRow="0" w:lastRow="0" w:firstColumn="0" w:lastColumn="0" w:oddVBand="0" w:evenVBand="0" w:oddHBand="0" w:evenHBand="0" w:firstRowFirstColumn="0" w:firstRowLastColumn="0" w:lastRowFirstColumn="0" w:lastRowLastColumn="0"/>
+            </w:pPr>
+            <w:r>
+              <w:t>3轮迭代</w:t>
+            </w:r>
+          </w:p>
+        </w:tc>
+        <w:tc>
+          <w:tcPr>
+            <w:tcW w:w="1134" w:type="dxa"/>
+          </w:tcPr>
+          <w:p>
+            <w:pPr>
+              <w:cnfStyle w:val="000000000000" w:firstRow="0" w:lastRow="0" w:firstColumn="0" w:lastColumn="0" w:oddVBand="0" w:evenVBand="0" w:oddHBand="0" w:evenHBand="0" w:firstRowFirstColumn="0" w:firstRowLastColumn="0" w:lastRowFirstColumn="0" w:lastRowLastColumn="0"/>
+            </w:pPr>
+            <w:r>
+              <w:t>通过</w:t>
+            </w:r>
+          </w:p>
+        </w:tc>
+        <w:tc>
+          <w:tcPr>
+            <w:tcW w:w="4961" w:type="dxa"/>
+          </w:tcPr>
+          <w:p>
+            <w:pPr>
+              <w:cnfStyle w:val="000000000000" w:firstRow="0" w:lastRow="0" w:firstColumn="0" w:lastColumn="0" w:oddVBand="0" w:evenVBand="0" w:oddHBand="0" w:evenHBand="0" w:firstRowFirstColumn="0" w:firstRowLastColumn="0" w:lastRowFirstColumn="0" w:lastRowLastColumn="0"/>
+            </w:pPr>
+            <w:r>
+              <w:t>前序需求（添加/平均/最高分）在后续轮次中全部保</w:t>
+            </w:r>
+            <w:r>
+              <w:lastRenderedPageBreak/>
+              <w:t>留，智能</w:t>
+            </w:r>
+            <w:proofErr w:type="gramStart"/>
+            <w:r>
+              <w:t>体实现</w:t>
+            </w:r>
+            <w:proofErr w:type="gramEnd"/>
+            <w:r>
+              <w:t>功能叠加而非覆盖</w:t>
+            </w:r>
+          </w:p>
+        </w:tc>
+      </w:tr>
+      <w:tr>
+        <w:trPr>
+          <w:cnfStyle w:val="000000100000" w:firstRow="0" w:lastRow="0" w:firstColumn="0" w:lastColumn="0" w:oddVBand="0" w:evenVBand="0" w:oddHBand="1" w:evenHBand="0" w:firstRowFirstColumn="0" w:firstRowLastColumn="0" w:lastRowFirstColumn="0" w:lastRowLastColumn="0"/>
+        </w:trPr>
+        <w:tc>
+          <w:tcPr>
+            <w:cnfStyle w:val="001000000000" w:firstRow="0" w:lastRow="0" w:firstColumn="1" w:lastColumn="0" w:oddVBand="0" w:evenVBand="0" w:oddHBand="0" w:evenHBand="0" w:firstRowFirstColumn="0" w:firstRowLastColumn="0" w:lastRowFirstColumn="0" w:lastRowLastColumn="0"/>
+            <w:tcW w:w="1555" w:type="dxa"/>
+          </w:tcPr>
+          <w:p>
+            <w:pPr>
+              <w:rPr>
+                <w:b w:val="0"/>
+                <w:bCs w:val="0"/>
+              </w:rPr>
+            </w:pPr>
+            <w:r>
+              <w:rPr>
+                <w:rFonts w:hint="eastAsia"/>
+                <w:b w:val="0"/>
+                <w:bCs w:val="0"/>
+              </w:rPr>
+              <w:lastRenderedPageBreak/>
+              <w:t>插件交互</w:t>
+            </w:r>
+          </w:p>
+        </w:tc>
+        <w:tc>
+          <w:tcPr>
+            <w:tcW w:w="1701" w:type="dxa"/>
+          </w:tcPr>
+          <w:p>
+            <w:pPr>
+              <w:cnfStyle w:val="000000100000" w:firstRow="0" w:lastRow="0" w:firstColumn="0" w:lastColumn="0" w:oddVBand="0" w:evenVBand="0" w:oddHBand="1" w:evenHBand="0" w:firstRowFirstColumn="0" w:firstRowLastColumn="0" w:lastRowFirstColumn="0" w:lastRowLastColumn="0"/>
+            </w:pPr>
+            <w:r>
+              <w:t>全流程</w:t>
+            </w:r>
+          </w:p>
+        </w:tc>
+        <w:tc>
+          <w:tcPr>
+            <w:tcW w:w="1134" w:type="dxa"/>
+          </w:tcPr>
+          <w:p>
+            <w:pPr>
+              <w:cnfStyle w:val="000000100000" w:firstRow="0" w:lastRow="0" w:firstColumn="0" w:lastColumn="0" w:oddVBand="0" w:evenVBand="0" w:oddHBand="1" w:evenHBand="0" w:firstRowFirstColumn="0" w:firstRowLastColumn="0" w:lastRowFirstColumn="0" w:lastRowLastColumn="0"/>
+            </w:pPr>
+            <w:r>
+              <w:t>通过</w:t>
+            </w:r>
+          </w:p>
+        </w:tc>
+        <w:tc>
+          <w:tcPr>
+            <w:tcW w:w="4961" w:type="dxa"/>
+          </w:tcPr>
+          <w:p>
+            <w:pPr>
+              <w:cnfStyle w:val="000000100000" w:firstRow="0" w:lastRow="0" w:firstColumn="0" w:lastColumn="0" w:oddVBand="0" w:evenVBand="0" w:oddHBand="1" w:evenHBand="0" w:firstRowFirstColumn="0" w:firstRowLastColumn="0" w:lastRowFirstColumn="0" w:lastRowLastColumn="0"/>
+            </w:pPr>
+            <w:r>
+              <w:t>消息收发、流式响应、代码高亮、复制功能、历史对话管理均工作正常</w:t>
+            </w:r>
+          </w:p>
+        </w:tc>
+      </w:tr>
+    </w:tbl>
+    <w:p>
+      <w:pPr>
+        <w:rPr>
+          <w:rFonts w:hint="eastAsia"/>
+        </w:rPr>
+      </w:pPr>
+      <w:proofErr w:type="spellStart"/>
+      <w:r>
+        <w:rPr>
+          <w:rFonts w:hint="eastAsia"/>
+        </w:rPr>
+        <w:t>VSCode</w:t>
+      </w:r>
+      <w:proofErr w:type="spellEnd"/>
+      <w:r>
+        <w:rPr>
+          <w:rFonts w:hint="eastAsia"/>
+        </w:rPr>
+        <w:t>插件各项功能运行正常，四种工作模式均可正确触发并返回预期结果。其中：</w:t>
+      </w:r>
+    </w:p>
+    <w:p>
+      <w:pPr>
+        <w:pStyle w:val="a9"/>
+        <w:numPr>
+          <w:ilvl w:val="0"/>
+          <w:numId w:val="3"/>
+        </w:numPr>
+        <w:rPr>
+          <w:rFonts w:hint="eastAsia"/>
+        </w:rPr>
+      </w:pPr>
+      <w:r>
+        <w:rPr>
+          <w:rFonts w:hint="eastAsia"/>
+        </w:rPr>
+        <w:t>上下文记忆能力验证通过：在仅代码模式的3轮迭代测试中，智能体在后续轮次生成的新代码均保留了前序已实现的功能，证明其能够理解“在此基础上”的增量式需求，实现功能的持续叠加而非覆盖。</w:t>
+      </w:r>
+    </w:p>
+    <w:p>
+      <w:pPr>
+        <w:pStyle w:val="a9"/>
+        <w:numPr>
+          <w:ilvl w:val="0"/>
+          <w:numId w:val="3"/>
+        </w:numPr>
+        <w:rPr>
+          <w:rFonts w:hint="eastAsia"/>
+        </w:rPr>
+      </w:pPr>
+      <w:r>
+        <w:rPr>
+          <w:rFonts w:hint="eastAsia"/>
+        </w:rPr>
+        <w:t>代码风格一致性存在优化空间：测试发现首轮生成采用面向对象的</w:t>
+      </w:r>
+      <w:proofErr w:type="gramStart"/>
+      <w:r>
+        <w:rPr>
+          <w:rFonts w:hint="eastAsia"/>
+        </w:rPr>
+        <w:t>类实现</w:t>
+      </w:r>
+      <w:proofErr w:type="gramEnd"/>
+      <w:r>
+        <w:rPr>
+          <w:rFonts w:hint="eastAsia"/>
+        </w:rPr>
+        <w:t>方式，而后两轮采用函数式实现方式。虽然功能层面全部正确实现，但代码组织风格前后不一致。</w:t>
+      </w:r>
+      <w:r>
+        <w:rPr>
+          <w:rFonts w:hint="eastAsia"/>
+        </w:rPr>
+        <w:t>可以</w:t>
+      </w:r>
+      <w:r>
+        <w:rPr>
+          <w:rFonts w:hint="eastAsia"/>
+        </w:rPr>
+        <w:t>在提示词中增加“保持与现有代码风格一致”的约束，以提升代码的可维护性和一致性。</w:t>
+      </w:r>
+    </w:p>
+    <w:p>
+      <w:pPr>
+        <w:pStyle w:val="a9"/>
+        <w:numPr>
+          <w:ilvl w:val="0"/>
+          <w:numId w:val="3"/>
+        </w:numPr>
+        <w:rPr>
+          <w:rFonts w:hint="eastAsia"/>
+        </w:rPr>
+      </w:pPr>
+      <w:proofErr w:type="gramStart"/>
+      <w:r>
+        <w:rPr>
+          <w:rFonts w:hint="eastAsia"/>
+        </w:rPr>
+        <w:t>四模式</w:t>
+      </w:r>
+      <w:proofErr w:type="gramEnd"/>
+      <w:r>
+        <w:rPr>
+          <w:rFonts w:hint="eastAsia"/>
+        </w:rPr>
+        <w:t>切换稳定：仅代码、仅设计、代码+设计、仅修复四种模式均可独立运行且互不干扰，满足不同使用场景的需求。</w:t>
+      </w:r>
+    </w:p>
+    <w:p>
+      <w:pPr>
+        <w:pStyle w:val="a9"/>
+        <w:numPr>
+          <w:ilvl w:val="0"/>
+          <w:numId w:val="3"/>
+        </w:numPr>
+      </w:pPr>
+      <w:r>
+        <w:rPr>
+          <w:rFonts w:hint="eastAsia"/>
+        </w:rPr>
+        <w:t>跨语言支持可靠：Python与Java双语言切换正常，测试用例生成与执行均通过。</w:t>
       </w:r>
     </w:p>
     <w:p>
@@ -5597,7 +7833,6 @@
           <w:b/>
           <w:bCs/>
         </w:rPr>
-        <w:lastRenderedPageBreak/>
         <w:t>四、测试结论</w:t>
       </w:r>
     </w:p>
@@ -5728,6 +7963,7 @@
     <w:p>
       <w:pPr>
         <w:rPr>
+          <w:rFonts w:hint="eastAsia"/>
           <w:b/>
           <w:bCs/>
           <w:noProof/>
@@ -5755,7 +7991,7 @@
                     <pic:cNvPicPr/>
                   </pic:nvPicPr>
                   <pic:blipFill>
-                    <a:blip r:embed="rId21"/>
+                    <a:blip r:embed="rId40"/>
                     <a:stretch>
                       <a:fillRect/>
                     </a:stretch>
@@ -5779,6 +8015,7 @@
     <w:p>
       <w:pPr>
         <w:rPr>
+          <w:rFonts w:hint="eastAsia"/>
           <w:b/>
           <w:bCs/>
           <w:noProof/>
@@ -5789,6 +8026,7 @@
       <w:pPr>
         <w:outlineLvl w:val="0"/>
         <w:rPr>
+          <w:rFonts w:hint="eastAsia"/>
           <w:b/>
           <w:bCs/>
         </w:rPr>
@@ -5816,6 +8054,7 @@
           <w:bCs/>
           <w:noProof/>
         </w:rPr>
+        <w:lastRenderedPageBreak/>
         <w:drawing>
           <wp:inline distT="0" distB="0" distL="0" distR="0" wp14:anchorId="5252D975" wp14:editId="46982E97">
             <wp:extent cx="5274310" cy="3017520"/>
@@ -5834,7 +8073,7 @@
                     </pic:cNvPicPr>
                   </pic:nvPicPr>
                   <pic:blipFill>
-                    <a:blip r:embed="rId22" cstate="print">
+                    <a:blip r:embed="rId41" cstate="print">
                       <a:extLst>
                         <a:ext uri="{28A0092B-C50C-407E-A947-70E740481C1C}">
                           <a14:useLocalDpi xmlns:a14="http://schemas.microsoft.com/office/drawing/2010/main" val="0"/>
@@ -6086,6 +8325,119 @@
     </w:lvl>
   </w:abstractNum>
   <w:abstractNum w:abstractNumId="1" w15:restartNumberingAfterBreak="0">
+    <w:nsid w:val="17A96474"/>
+    <w:multiLevelType w:val="hybridMultilevel"/>
+    <w:tmpl w:val="FC4A2A34"/>
+    <w:lvl w:ilvl="0" w:tplc="0409000D">
+      <w:start w:val="1"/>
+      <w:numFmt w:val="bullet"/>
+      <w:lvlText w:val=""/>
+      <w:lvlJc w:val="left"/>
+      <w:pPr>
+        <w:ind w:left="440" w:hanging="440"/>
+      </w:pPr>
+      <w:rPr>
+        <w:rFonts w:ascii="Wingdings" w:hAnsi="Wingdings" w:hint="default"/>
+      </w:rPr>
+    </w:lvl>
+    <w:lvl w:ilvl="1" w:tplc="04090003" w:tentative="1">
+      <w:start w:val="1"/>
+      <w:numFmt w:val="bullet"/>
+      <w:lvlText w:val=""/>
+      <w:lvlJc w:val="left"/>
+      <w:pPr>
+        <w:ind w:left="880" w:hanging="440"/>
+      </w:pPr>
+      <w:rPr>
+        <w:rFonts w:ascii="Wingdings" w:hAnsi="Wingdings" w:hint="default"/>
+      </w:rPr>
+    </w:lvl>
+    <w:lvl w:ilvl="2" w:tplc="04090005" w:tentative="1">
+      <w:start w:val="1"/>
+      <w:numFmt w:val="bullet"/>
+      <w:lvlText w:val=""/>
+      <w:lvlJc w:val="left"/>
+      <w:pPr>
+        <w:ind w:left="1320" w:hanging="440"/>
+      </w:pPr>
+      <w:rPr>
+        <w:rFonts w:ascii="Wingdings" w:hAnsi="Wingdings" w:hint="default"/>
+      </w:rPr>
+    </w:lvl>
+    <w:lvl w:ilvl="3" w:tplc="04090001" w:tentative="1">
+      <w:start w:val="1"/>
+      <w:numFmt w:val="bullet"/>
+      <w:lvlText w:val=""/>
+      <w:lvlJc w:val="left"/>
+      <w:pPr>
+        <w:ind w:left="1760" w:hanging="440"/>
+      </w:pPr>
+      <w:rPr>
+        <w:rFonts w:ascii="Wingdings" w:hAnsi="Wingdings" w:hint="default"/>
+      </w:rPr>
+    </w:lvl>
+    <w:lvl w:ilvl="4" w:tplc="04090003" w:tentative="1">
+      <w:start w:val="1"/>
+      <w:numFmt w:val="bullet"/>
+      <w:lvlText w:val=""/>
+      <w:lvlJc w:val="left"/>
+      <w:pPr>
+        <w:ind w:left="2200" w:hanging="440"/>
+      </w:pPr>
+      <w:rPr>
+        <w:rFonts w:ascii="Wingdings" w:hAnsi="Wingdings" w:hint="default"/>
+      </w:rPr>
+    </w:lvl>
+    <w:lvl w:ilvl="5" w:tplc="04090005" w:tentative="1">
+      <w:start w:val="1"/>
+      <w:numFmt w:val="bullet"/>
+      <w:lvlText w:val=""/>
+      <w:lvlJc w:val="left"/>
+      <w:pPr>
+        <w:ind w:left="2640" w:hanging="440"/>
+      </w:pPr>
+      <w:rPr>
+        <w:rFonts w:ascii="Wingdings" w:hAnsi="Wingdings" w:hint="default"/>
+      </w:rPr>
+    </w:lvl>
+    <w:lvl w:ilvl="6" w:tplc="04090001" w:tentative="1">
+      <w:start w:val="1"/>
+      <w:numFmt w:val="bullet"/>
+      <w:lvlText w:val=""/>
+      <w:lvlJc w:val="left"/>
+      <w:pPr>
+        <w:ind w:left="3080" w:hanging="440"/>
+      </w:pPr>
+      <w:rPr>
+        <w:rFonts w:ascii="Wingdings" w:hAnsi="Wingdings" w:hint="default"/>
+      </w:rPr>
+    </w:lvl>
+    <w:lvl w:ilvl="7" w:tplc="04090003" w:tentative="1">
+      <w:start w:val="1"/>
+      <w:numFmt w:val="bullet"/>
+      <w:lvlText w:val=""/>
+      <w:lvlJc w:val="left"/>
+      <w:pPr>
+        <w:ind w:left="3520" w:hanging="440"/>
+      </w:pPr>
+      <w:rPr>
+        <w:rFonts w:ascii="Wingdings" w:hAnsi="Wingdings" w:hint="default"/>
+      </w:rPr>
+    </w:lvl>
+    <w:lvl w:ilvl="8" w:tplc="04090005" w:tentative="1">
+      <w:start w:val="1"/>
+      <w:numFmt w:val="bullet"/>
+      <w:lvlText w:val=""/>
+      <w:lvlJc w:val="left"/>
+      <w:pPr>
+        <w:ind w:left="3960" w:hanging="440"/>
+      </w:pPr>
+      <w:rPr>
+        <w:rFonts w:ascii="Wingdings" w:hAnsi="Wingdings" w:hint="default"/>
+      </w:rPr>
+    </w:lvl>
+  </w:abstractNum>
+  <w:abstractNum w:abstractNumId="2" w15:restartNumberingAfterBreak="0">
     <w:nsid w:val="7B1A6094"/>
     <w:multiLevelType w:val="multilevel"/>
     <w:tmpl w:val="9D788966"/>
@@ -6235,10 +8587,13 @@
     </w:lvl>
   </w:abstractNum>
   <w:num w:numId="1" w16cid:durableId="1444226031">
-    <w:abstractNumId w:val="1"/>
+    <w:abstractNumId w:val="2"/>
   </w:num>
   <w:num w:numId="2" w16cid:durableId="464354278">
     <w:abstractNumId w:val="0"/>
+  </w:num>
+  <w:num w:numId="3" w16cid:durableId="86735577">
+    <w:abstractNumId w:val="1"/>
   </w:num>
 </w:numbering>
 </file>
@@ -6639,7 +8994,7 @@
   <w:style w:type="paragraph" w:default="1" w:styleId="a">
     <w:name w:val="Normal"/>
     <w:qFormat/>
-    <w:rsid w:val="00CA746F"/>
+    <w:rsid w:val="00F22B0E"/>
     <w:pPr>
       <w:widowControl w:val="0"/>
       <w:jc w:val="both"/>
@@ -6846,7 +9201,6 @@
   <w:style w:type="character" w:default="1" w:styleId="a0">
     <w:name w:val="Default Paragraph Font"/>
     <w:uiPriority w:val="1"/>
-    <w:semiHidden/>
     <w:unhideWhenUsed/>
   </w:style>
   <w:style w:type="table" w:default="1" w:styleId="a1">
